--- a/docs/Working Plan - Monitoramento CVM Fatos Relevantes.docx
+++ b/docs/Working Plan - Monitoramento CVM Fatos Relevantes.docx
@@ -46,7 +46,7 @@
           <w:sz w:val="22"/>
           <w:szCs w:val="22"/>
         </w:rPr>
-        <w:t xml:space="preserve">Transformar a ferramenta individual em operação institucional, com distribuição ampliada e governança definida</w:t>
+        <w:t xml:space="preserve">Plano de transição da ferramenta individual para operação institucional, com distribuição ampliada e governança definida</w:t>
       </w:r>
     </w:p>
     <w:p>
@@ -72,7 +72,21 @@
           <w:sz w:val="22"/>
           <w:szCs w:val="22"/>
         </w:rPr>
-        <w:t xml:space="preserve">Versão 1.0 — Maio 2026</w:t>
+        <w:t xml:space="preserve">Versão 2.0 — Maio 2026 (atualizada)</w:t>
+      </w:r>
+    </w:p>
+    <w:p>
+      <w:pPr>
+        <w:spacing w:after="80"/>
+        <w:jc w:val="center"/>
+      </w:pPr>
+      <w:r>
+        <w:rPr>
+          <w:color w:val="555555"/>
+          <w:sz w:val="18"/>
+          <w:szCs w:val="18"/>
+        </w:rPr>
+        <w:t xml:space="preserve">Repositório: github.com/marvin-monitoramento/marvin-cvm-fatos-relevantes</w:t>
       </w:r>
     </w:p>
     <w:p>
@@ -101,7 +115,7 @@
         <w:spacing w:after="120"/>
       </w:pPr>
       <w:r>
-        <w:t xml:space="preserve">O monitor de Fatos Relevantes da CVM está operacional, rodando em duas camadas redundantes (local na máquina da responsável + GitHub Actions na nuvem), com notificação por e-mail e task no ClickUp. Este plano descreve a transição da operação atual — concentrada em uma única responsável — para um modelo institucional, com distribuição ampliada de alertas, governança formal e plano de evolução.</w:t>
+        <w:t xml:space="preserve">O monitor de Fatos Relevantes da CVM está operacional em duas camadas redundantes — execução cloud via GitHub Actions e execução local na máquina da responsável. Notificações chegam por task no ClickUp e por e-mail via Outlook. O sistema cobre hoje 20 devedores da carteira, com cinco listados na CVM (Casas Bahia, Marisa, Americanas, GPA e Casa &amp; Video), detectando eventos materiais em D+1.</w:t>
       </w:r>
     </w:p>
     <w:p>
@@ -109,7 +123,7 @@
         <w:spacing w:after="120"/>
       </w:pPr>
       <w:r>
-        <w:t xml:space="preserve">Cobertura atual: 20 devedores, dos quais 5 listados na CVM (Casas Bahia, Marisa, Americanas, GPA, Casa &amp; Video). Detecção em D+1. Custo zero. Tempo de implementação total para os próximos marcos: 6 a 8 semanas.</w:t>
+        <w:t xml:space="preserve">Este plano descreve a transição do status "ferramenta individual" para "operação institucional da Marvin", com governança definida, evoluções planejadas e distribuição ampliada. Esta versão 2.0 já incorpora os avanços feitos em Maio/2026: transferência do repositório para a organização Marvin no GitHub, documentação do procedimento de regeneração do token ClickUp, reorganização da estrutura de pastas e remoção da classificação automática de materialidade das saídas visíveis.</w:t>
       </w:r>
     </w:p>
     <w:p>
@@ -141,8 +155,9 @@
         </w:tblBorders>
       </w:tblPr>
       <w:tblGrid>
-        <w:gridCol w:w="6500"/>
-        <w:gridCol w:w="2860"/>
+        <w:gridCol w:w="5800"/>
+        <w:gridCol w:w="2000"/>
+        <w:gridCol w:w="1560"/>
       </w:tblGrid>
       <w:tr>
         <w:trPr>
@@ -150,7 +165,7 @@
         </w:trPr>
         <w:tc>
           <w:tcPr>
-            <w:tcW w:type="dxa" w:w="6500"/>
+            <w:tcW w:type="dxa" w:w="5800"/>
             <w:tcBorders>
               <w:top w:val="single" w:color="BFBFBF" w:sz="4"/>
               <w:left w:val="single" w:color="BFBFBF" w:sz="4"/>
@@ -180,7 +195,7 @@
         </w:tc>
         <w:tc>
           <w:tcPr>
-            <w:tcW w:type="dxa" w:w="2860"/>
+            <w:tcW w:type="dxa" w:w="2000"/>
             <w:tcBorders>
               <w:top w:val="single" w:color="BFBFBF" w:sz="4"/>
               <w:left w:val="single" w:color="BFBFBF" w:sz="4"/>
@@ -205,6 +220,36 @@
                 <w:szCs w:val="18"/>
               </w:rPr>
               <w:t xml:space="preserve">Prazo</w:t>
+            </w:r>
+          </w:p>
+        </w:tc>
+        <w:tc>
+          <w:tcPr>
+            <w:tcW w:type="dxa" w:w="1560"/>
+            <w:tcBorders>
+              <w:top w:val="single" w:color="BFBFBF" w:sz="4"/>
+              <w:left w:val="single" w:color="BFBFBF" w:sz="4"/>
+              <w:bottom w:val="single" w:color="BFBFBF" w:sz="4"/>
+              <w:right w:val="single" w:color="BFBFBF" w:sz="4"/>
+            </w:tcBorders>
+            <w:shd w:fill="2E75B6" w:val="clear"/>
+            <w:tcMar>
+              <w:top w:type="dxa" w:w="80"/>
+              <w:left w:type="dxa" w:w="120"/>
+              <w:bottom w:type="dxa" w:w="80"/>
+              <w:right w:type="dxa" w:w="120"/>
+            </w:tcMar>
+          </w:tcPr>
+          <w:p>
+            <w:r>
+              <w:rPr>
+                <w:b/>
+                <w:bCs/>
+                <w:color w:val="FFFFFF"/>
+                <w:sz w:val="18"/>
+                <w:szCs w:val="18"/>
+              </w:rPr>
+              <w:t xml:space="preserve">Status</w:t>
             </w:r>
           </w:p>
         </w:tc>
@@ -215,35 +260,35 @@
         </w:trPr>
         <w:tc>
           <w:tcPr>
-            <w:tcW w:type="dxa" w:w="6500"/>
-            <w:tcBorders>
-              <w:top w:val="single" w:color="BFBFBF" w:sz="4"/>
-              <w:left w:val="single" w:color="BFBFBF" w:sz="4"/>
-              <w:bottom w:val="single" w:color="BFBFBF" w:sz="4"/>
-              <w:right w:val="single" w:color="BFBFBF" w:sz="4"/>
-            </w:tcBorders>
-            <w:tcMar>
-              <w:top w:type="dxa" w:w="80"/>
-              <w:left w:type="dxa" w:w="120"/>
-              <w:bottom w:type="dxa" w:w="80"/>
-              <w:right w:type="dxa" w:w="120"/>
-            </w:tcMar>
-          </w:tcPr>
-          <w:p>
-            <w:r>
-              <w:rPr>
-                <w:b w:val="false"/>
-                <w:bCs w:val="false"/>
-                <w:sz w:val="18"/>
-                <w:szCs w:val="18"/>
-              </w:rPr>
-              <w:t xml:space="preserve">Aprovação executiva e comunicação interna</w:t>
-            </w:r>
-          </w:p>
-        </w:tc>
-        <w:tc>
-          <w:tcPr>
-            <w:tcW w:type="dxa" w:w="2860"/>
+            <w:tcW w:type="dxa" w:w="5800"/>
+            <w:tcBorders>
+              <w:top w:val="single" w:color="BFBFBF" w:sz="4"/>
+              <w:left w:val="single" w:color="BFBFBF" w:sz="4"/>
+              <w:bottom w:val="single" w:color="BFBFBF" w:sz="4"/>
+              <w:right w:val="single" w:color="BFBFBF" w:sz="4"/>
+            </w:tcBorders>
+            <w:tcMar>
+              <w:top w:type="dxa" w:w="80"/>
+              <w:left w:type="dxa" w:w="120"/>
+              <w:bottom w:type="dxa" w:w="80"/>
+              <w:right w:type="dxa" w:w="120"/>
+            </w:tcMar>
+          </w:tcPr>
+          <w:p>
+            <w:r>
+              <w:rPr>
+                <w:b w:val="false"/>
+                <w:bCs w:val="false"/>
+                <w:sz w:val="18"/>
+                <w:szCs w:val="18"/>
+              </w:rPr>
+              <w:t xml:space="preserve">Transferência do repositório para a organização Marvin no GitHub</w:t>
+            </w:r>
+          </w:p>
+        </w:tc>
+        <w:tc>
+          <w:tcPr>
+            <w:tcW w:type="dxa" w:w="2000"/>
             <w:tcBorders>
               <w:top w:val="single" w:color="BFBFBF" w:sz="4"/>
               <w:left w:val="single" w:color="BFBFBF" w:sz="4"/>
@@ -266,6 +311,34 @@
                 <w:szCs w:val="18"/>
               </w:rPr>
               <w:t xml:space="preserve">Semana 1</w:t>
+            </w:r>
+          </w:p>
+        </w:tc>
+        <w:tc>
+          <w:tcPr>
+            <w:tcW w:type="dxa" w:w="1560"/>
+            <w:tcBorders>
+              <w:top w:val="single" w:color="BFBFBF" w:sz="4"/>
+              <w:left w:val="single" w:color="BFBFBF" w:sz="4"/>
+              <w:bottom w:val="single" w:color="BFBFBF" w:sz="4"/>
+              <w:right w:val="single" w:color="BFBFBF" w:sz="4"/>
+            </w:tcBorders>
+            <w:tcMar>
+              <w:top w:type="dxa" w:w="80"/>
+              <w:left w:type="dxa" w:w="120"/>
+              <w:bottom w:type="dxa" w:w="80"/>
+              <w:right w:type="dxa" w:w="120"/>
+            </w:tcMar>
+          </w:tcPr>
+          <w:p>
+            <w:r>
+              <w:rPr>
+                <w:b w:val="false"/>
+                <w:bCs w:val="false"/>
+                <w:sz w:val="18"/>
+                <w:szCs w:val="18"/>
+              </w:rPr>
+              <w:t xml:space="preserve">Concluído</w:t>
             </w:r>
           </w:p>
         </w:tc>
@@ -276,57 +349,85 @@
         </w:trPr>
         <w:tc>
           <w:tcPr>
-            <w:tcW w:type="dxa" w:w="6500"/>
-            <w:tcBorders>
-              <w:top w:val="single" w:color="BFBFBF" w:sz="4"/>
-              <w:left w:val="single" w:color="BFBFBF" w:sz="4"/>
-              <w:bottom w:val="single" w:color="BFBFBF" w:sz="4"/>
-              <w:right w:val="single" w:color="BFBFBF" w:sz="4"/>
-            </w:tcBorders>
-            <w:tcMar>
-              <w:top w:type="dxa" w:w="80"/>
-              <w:left w:type="dxa" w:w="120"/>
-              <w:bottom w:type="dxa" w:w="80"/>
-              <w:right w:type="dxa" w:w="120"/>
-            </w:tcMar>
-          </w:tcPr>
-          <w:p>
-            <w:r>
-              <w:rPr>
-                <w:b w:val="false"/>
-                <w:bCs w:val="false"/>
-                <w:sz w:val="18"/>
-                <w:szCs w:val="18"/>
-              </w:rPr>
-              <w:t xml:space="preserve">Distribuição ampliada (e-mail + ClickUp)</w:t>
-            </w:r>
-          </w:p>
-        </w:tc>
-        <w:tc>
-          <w:tcPr>
-            <w:tcW w:type="dxa" w:w="2860"/>
-            <w:tcBorders>
-              <w:top w:val="single" w:color="BFBFBF" w:sz="4"/>
-              <w:left w:val="single" w:color="BFBFBF" w:sz="4"/>
-              <w:bottom w:val="single" w:color="BFBFBF" w:sz="4"/>
-              <w:right w:val="single" w:color="BFBFBF" w:sz="4"/>
-            </w:tcBorders>
-            <w:tcMar>
-              <w:top w:type="dxa" w:w="80"/>
-              <w:left w:type="dxa" w:w="120"/>
-              <w:bottom w:type="dxa" w:w="80"/>
-              <w:right w:type="dxa" w:w="120"/>
-            </w:tcMar>
-          </w:tcPr>
-          <w:p>
-            <w:r>
-              <w:rPr>
-                <w:b w:val="false"/>
-                <w:bCs w:val="false"/>
-                <w:sz w:val="18"/>
-                <w:szCs w:val="18"/>
-              </w:rPr>
-              <w:t xml:space="preserve">Semana 1-2</w:t>
+            <w:tcW w:type="dxa" w:w="5800"/>
+            <w:tcBorders>
+              <w:top w:val="single" w:color="BFBFBF" w:sz="4"/>
+              <w:left w:val="single" w:color="BFBFBF" w:sz="4"/>
+              <w:bottom w:val="single" w:color="BFBFBF" w:sz="4"/>
+              <w:right w:val="single" w:color="BFBFBF" w:sz="4"/>
+            </w:tcBorders>
+            <w:tcMar>
+              <w:top w:type="dxa" w:w="80"/>
+              <w:left w:type="dxa" w:w="120"/>
+              <w:bottom w:type="dxa" w:w="80"/>
+              <w:right w:type="dxa" w:w="120"/>
+            </w:tcMar>
+          </w:tcPr>
+          <w:p>
+            <w:r>
+              <w:rPr>
+                <w:b w:val="false"/>
+                <w:bCs w:val="false"/>
+                <w:sz w:val="18"/>
+                <w:szCs w:val="18"/>
+              </w:rPr>
+              <w:t xml:space="preserve">Procedimento institucional de regeneração do token ClickUp</w:t>
+            </w:r>
+          </w:p>
+        </w:tc>
+        <w:tc>
+          <w:tcPr>
+            <w:tcW w:type="dxa" w:w="2000"/>
+            <w:tcBorders>
+              <w:top w:val="single" w:color="BFBFBF" w:sz="4"/>
+              <w:left w:val="single" w:color="BFBFBF" w:sz="4"/>
+              <w:bottom w:val="single" w:color="BFBFBF" w:sz="4"/>
+              <w:right w:val="single" w:color="BFBFBF" w:sz="4"/>
+            </w:tcBorders>
+            <w:tcMar>
+              <w:top w:type="dxa" w:w="80"/>
+              <w:left w:type="dxa" w:w="120"/>
+              <w:bottom w:type="dxa" w:w="80"/>
+              <w:right w:type="dxa" w:w="120"/>
+            </w:tcMar>
+          </w:tcPr>
+          <w:p>
+            <w:r>
+              <w:rPr>
+                <w:b w:val="false"/>
+                <w:bCs w:val="false"/>
+                <w:sz w:val="18"/>
+                <w:szCs w:val="18"/>
+              </w:rPr>
+              <w:t xml:space="preserve">Semana 1</w:t>
+            </w:r>
+          </w:p>
+        </w:tc>
+        <w:tc>
+          <w:tcPr>
+            <w:tcW w:type="dxa" w:w="1560"/>
+            <w:tcBorders>
+              <w:top w:val="single" w:color="BFBFBF" w:sz="4"/>
+              <w:left w:val="single" w:color="BFBFBF" w:sz="4"/>
+              <w:bottom w:val="single" w:color="BFBFBF" w:sz="4"/>
+              <w:right w:val="single" w:color="BFBFBF" w:sz="4"/>
+            </w:tcBorders>
+            <w:tcMar>
+              <w:top w:type="dxa" w:w="80"/>
+              <w:left w:type="dxa" w:w="120"/>
+              <w:bottom w:type="dxa" w:w="80"/>
+              <w:right w:type="dxa" w:w="120"/>
+            </w:tcMar>
+          </w:tcPr>
+          <w:p>
+            <w:r>
+              <w:rPr>
+                <w:b w:val="false"/>
+                <w:bCs w:val="false"/>
+                <w:sz w:val="18"/>
+                <w:szCs w:val="18"/>
+              </w:rPr>
+              <w:t xml:space="preserve">Concluído</w:t>
             </w:r>
           </w:p>
         </w:tc>
@@ -337,57 +438,85 @@
         </w:trPr>
         <w:tc>
           <w:tcPr>
-            <w:tcW w:type="dxa" w:w="6500"/>
-            <w:tcBorders>
-              <w:top w:val="single" w:color="BFBFBF" w:sz="4"/>
-              <w:left w:val="single" w:color="BFBFBF" w:sz="4"/>
-              <w:bottom w:val="single" w:color="BFBFBF" w:sz="4"/>
-              <w:right w:val="single" w:color="BFBFBF" w:sz="4"/>
-            </w:tcBorders>
-            <w:tcMar>
-              <w:top w:type="dxa" w:w="80"/>
-              <w:left w:type="dxa" w:w="120"/>
-              <w:bottom w:type="dxa" w:w="80"/>
-              <w:right w:type="dxa" w:w="120"/>
-            </w:tcMar>
-          </w:tcPr>
-          <w:p>
-            <w:r>
-              <w:rPr>
-                <w:b w:val="false"/>
-                <w:bCs w:val="false"/>
-                <w:sz w:val="18"/>
-                <w:szCs w:val="18"/>
-              </w:rPr>
-              <w:t xml:space="preserve">Onboarding de backup operacional</w:t>
-            </w:r>
-          </w:p>
-        </w:tc>
-        <w:tc>
-          <w:tcPr>
-            <w:tcW w:type="dxa" w:w="2860"/>
-            <w:tcBorders>
-              <w:top w:val="single" w:color="BFBFBF" w:sz="4"/>
-              <w:left w:val="single" w:color="BFBFBF" w:sz="4"/>
-              <w:bottom w:val="single" w:color="BFBFBF" w:sz="4"/>
-              <w:right w:val="single" w:color="BFBFBF" w:sz="4"/>
-            </w:tcBorders>
-            <w:tcMar>
-              <w:top w:type="dxa" w:w="80"/>
-              <w:left w:type="dxa" w:w="120"/>
-              <w:bottom w:type="dxa" w:w="80"/>
-              <w:right w:type="dxa" w:w="120"/>
-            </w:tcMar>
-          </w:tcPr>
-          <w:p>
-            <w:r>
-              <w:rPr>
-                <w:b w:val="false"/>
-                <w:bCs w:val="false"/>
-                <w:sz w:val="18"/>
-                <w:szCs w:val="18"/>
-              </w:rPr>
-              <w:t xml:space="preserve">Semana 2-3</w:t>
+            <w:tcW w:type="dxa" w:w="5800"/>
+            <w:tcBorders>
+              <w:top w:val="single" w:color="BFBFBF" w:sz="4"/>
+              <w:left w:val="single" w:color="BFBFBF" w:sz="4"/>
+              <w:bottom w:val="single" w:color="BFBFBF" w:sz="4"/>
+              <w:right w:val="single" w:color="BFBFBF" w:sz="4"/>
+            </w:tcBorders>
+            <w:tcMar>
+              <w:top w:type="dxa" w:w="80"/>
+              <w:left w:type="dxa" w:w="120"/>
+              <w:bottom w:type="dxa" w:w="80"/>
+              <w:right w:type="dxa" w:w="120"/>
+            </w:tcMar>
+          </w:tcPr>
+          <w:p>
+            <w:r>
+              <w:rPr>
+                <w:b w:val="false"/>
+                <w:bCs w:val="false"/>
+                <w:sz w:val="18"/>
+                <w:szCs w:val="18"/>
+              </w:rPr>
+              <w:t xml:space="preserve">Comunicação interna do novo canal oficial</w:t>
+            </w:r>
+          </w:p>
+        </w:tc>
+        <w:tc>
+          <w:tcPr>
+            <w:tcW w:type="dxa" w:w="2000"/>
+            <w:tcBorders>
+              <w:top w:val="single" w:color="BFBFBF" w:sz="4"/>
+              <w:left w:val="single" w:color="BFBFBF" w:sz="4"/>
+              <w:bottom w:val="single" w:color="BFBFBF" w:sz="4"/>
+              <w:right w:val="single" w:color="BFBFBF" w:sz="4"/>
+            </w:tcBorders>
+            <w:tcMar>
+              <w:top w:type="dxa" w:w="80"/>
+              <w:left w:type="dxa" w:w="120"/>
+              <w:bottom w:type="dxa" w:w="80"/>
+              <w:right w:type="dxa" w:w="120"/>
+            </w:tcMar>
+          </w:tcPr>
+          <w:p>
+            <w:r>
+              <w:rPr>
+                <w:b w:val="false"/>
+                <w:bCs w:val="false"/>
+                <w:sz w:val="18"/>
+                <w:szCs w:val="18"/>
+              </w:rPr>
+              <w:t xml:space="preserve">Semana 2</w:t>
+            </w:r>
+          </w:p>
+        </w:tc>
+        <w:tc>
+          <w:tcPr>
+            <w:tcW w:type="dxa" w:w="1560"/>
+            <w:tcBorders>
+              <w:top w:val="single" w:color="BFBFBF" w:sz="4"/>
+              <w:left w:val="single" w:color="BFBFBF" w:sz="4"/>
+              <w:bottom w:val="single" w:color="BFBFBF" w:sz="4"/>
+              <w:right w:val="single" w:color="BFBFBF" w:sz="4"/>
+            </w:tcBorders>
+            <w:tcMar>
+              <w:top w:type="dxa" w:w="80"/>
+              <w:left w:type="dxa" w:w="120"/>
+              <w:bottom w:type="dxa" w:w="80"/>
+              <w:right w:type="dxa" w:w="120"/>
+            </w:tcMar>
+          </w:tcPr>
+          <w:p>
+            <w:r>
+              <w:rPr>
+                <w:b w:val="false"/>
+                <w:bCs w:val="false"/>
+                <w:sz w:val="18"/>
+                <w:szCs w:val="18"/>
+              </w:rPr>
+              <w:t xml:space="preserve">Modelo pronto</w:t>
             </w:r>
           </w:p>
         </w:tc>
@@ -398,57 +527,85 @@
         </w:trPr>
         <w:tc>
           <w:tcPr>
-            <w:tcW w:type="dxa" w:w="6500"/>
-            <w:tcBorders>
-              <w:top w:val="single" w:color="BFBFBF" w:sz="4"/>
-              <w:left w:val="single" w:color="BFBFBF" w:sz="4"/>
-              <w:bottom w:val="single" w:color="BFBFBF" w:sz="4"/>
-              <w:right w:val="single" w:color="BFBFBF" w:sz="4"/>
-            </w:tcBorders>
-            <w:tcMar>
-              <w:top w:type="dxa" w:w="80"/>
-              <w:left w:type="dxa" w:w="120"/>
-              <w:bottom w:type="dxa" w:w="80"/>
-              <w:right w:type="dxa" w:w="120"/>
-            </w:tcMar>
-          </w:tcPr>
-          <w:p>
-            <w:r>
-              <w:rPr>
-                <w:b w:val="false"/>
-                <w:bCs w:val="false"/>
-                <w:sz w:val="18"/>
-                <w:szCs w:val="18"/>
-              </w:rPr>
-              <w:t xml:space="preserve">Primeira revisão mensal da watchlist</w:t>
-            </w:r>
-          </w:p>
-        </w:tc>
-        <w:tc>
-          <w:tcPr>
-            <w:tcW w:type="dxa" w:w="2860"/>
-            <w:tcBorders>
-              <w:top w:val="single" w:color="BFBFBF" w:sz="4"/>
-              <w:left w:val="single" w:color="BFBFBF" w:sz="4"/>
-              <w:bottom w:val="single" w:color="BFBFBF" w:sz="4"/>
-              <w:right w:val="single" w:color="BFBFBF" w:sz="4"/>
-            </w:tcBorders>
-            <w:tcMar>
-              <w:top w:type="dxa" w:w="80"/>
-              <w:left w:type="dxa" w:w="120"/>
-              <w:bottom w:type="dxa" w:w="80"/>
-              <w:right w:type="dxa" w:w="120"/>
-            </w:tcMar>
-          </w:tcPr>
-          <w:p>
-            <w:r>
-              <w:rPr>
-                <w:b w:val="false"/>
-                <w:bCs w:val="false"/>
-                <w:sz w:val="18"/>
-                <w:szCs w:val="18"/>
-              </w:rPr>
-              <w:t xml:space="preserve">Mês 1</w:t>
+            <w:tcW w:type="dxa" w:w="5800"/>
+            <w:tcBorders>
+              <w:top w:val="single" w:color="BFBFBF" w:sz="4"/>
+              <w:left w:val="single" w:color="BFBFBF" w:sz="4"/>
+              <w:bottom w:val="single" w:color="BFBFBF" w:sz="4"/>
+              <w:right w:val="single" w:color="BFBFBF" w:sz="4"/>
+            </w:tcBorders>
+            <w:tcMar>
+              <w:top w:type="dxa" w:w="80"/>
+              <w:left w:type="dxa" w:w="120"/>
+              <w:bottom w:type="dxa" w:w="80"/>
+              <w:right w:type="dxa" w:w="120"/>
+            </w:tcMar>
+          </w:tcPr>
+          <w:p>
+            <w:r>
+              <w:rPr>
+                <w:b w:val="false"/>
+                <w:bCs w:val="false"/>
+                <w:sz w:val="18"/>
+                <w:szCs w:val="18"/>
+              </w:rPr>
+              <w:t xml:space="preserve">Distribuição ampliada (e-mail + ClickUp para o time de Risco)</w:t>
+            </w:r>
+          </w:p>
+        </w:tc>
+        <w:tc>
+          <w:tcPr>
+            <w:tcW w:type="dxa" w:w="2000"/>
+            <w:tcBorders>
+              <w:top w:val="single" w:color="BFBFBF" w:sz="4"/>
+              <w:left w:val="single" w:color="BFBFBF" w:sz="4"/>
+              <w:bottom w:val="single" w:color="BFBFBF" w:sz="4"/>
+              <w:right w:val="single" w:color="BFBFBF" w:sz="4"/>
+            </w:tcBorders>
+            <w:tcMar>
+              <w:top w:type="dxa" w:w="80"/>
+              <w:left w:type="dxa" w:w="120"/>
+              <w:bottom w:type="dxa" w:w="80"/>
+              <w:right w:type="dxa" w:w="120"/>
+            </w:tcMar>
+          </w:tcPr>
+          <w:p>
+            <w:r>
+              <w:rPr>
+                <w:b w:val="false"/>
+                <w:bCs w:val="false"/>
+                <w:sz w:val="18"/>
+                <w:szCs w:val="18"/>
+              </w:rPr>
+              <w:t xml:space="preserve">Semana 2-3</w:t>
+            </w:r>
+          </w:p>
+        </w:tc>
+        <w:tc>
+          <w:tcPr>
+            <w:tcW w:type="dxa" w:w="1560"/>
+            <w:tcBorders>
+              <w:top w:val="single" w:color="BFBFBF" w:sz="4"/>
+              <w:left w:val="single" w:color="BFBFBF" w:sz="4"/>
+              <w:bottom w:val="single" w:color="BFBFBF" w:sz="4"/>
+              <w:right w:val="single" w:color="BFBFBF" w:sz="4"/>
+            </w:tcBorders>
+            <w:tcMar>
+              <w:top w:type="dxa" w:w="80"/>
+              <w:left w:type="dxa" w:w="120"/>
+              <w:bottom w:type="dxa" w:w="80"/>
+              <w:right w:type="dxa" w:w="120"/>
+            </w:tcMar>
+          </w:tcPr>
+          <w:p>
+            <w:r>
+              <w:rPr>
+                <w:b w:val="false"/>
+                <w:bCs w:val="false"/>
+                <w:sz w:val="18"/>
+                <w:szCs w:val="18"/>
+              </w:rPr>
+              <w:t xml:space="preserve">Em curso</w:t>
             </w:r>
           </w:p>
         </w:tc>
@@ -459,57 +616,85 @@
         </w:trPr>
         <w:tc>
           <w:tcPr>
-            <w:tcW w:type="dxa" w:w="6500"/>
-            <w:tcBorders>
-              <w:top w:val="single" w:color="BFBFBF" w:sz="4"/>
-              <w:left w:val="single" w:color="BFBFBF" w:sz="4"/>
-              <w:bottom w:val="single" w:color="BFBFBF" w:sz="4"/>
-              <w:right w:val="single" w:color="BFBFBF" w:sz="4"/>
-            </w:tcBorders>
-            <w:tcMar>
-              <w:top w:type="dxa" w:w="80"/>
-              <w:left w:type="dxa" w:w="120"/>
-              <w:bottom w:type="dxa" w:w="80"/>
-              <w:right w:type="dxa" w:w="120"/>
-            </w:tcMar>
-          </w:tcPr>
-          <w:p>
-            <w:r>
-              <w:rPr>
-                <w:b w:val="false"/>
-                <w:bCs w:val="false"/>
-                <w:sz w:val="18"/>
-                <w:szCs w:val="18"/>
-              </w:rPr>
-              <w:t xml:space="preserve">Fase 2A — DataJud para devedores privados</w:t>
-            </w:r>
-          </w:p>
-        </w:tc>
-        <w:tc>
-          <w:tcPr>
-            <w:tcW w:type="dxa" w:w="2860"/>
-            <w:tcBorders>
-              <w:top w:val="single" w:color="BFBFBF" w:sz="4"/>
-              <w:left w:val="single" w:color="BFBFBF" w:sz="4"/>
-              <w:bottom w:val="single" w:color="BFBFBF" w:sz="4"/>
-              <w:right w:val="single" w:color="BFBFBF" w:sz="4"/>
-            </w:tcBorders>
-            <w:tcMar>
-              <w:top w:type="dxa" w:w="80"/>
-              <w:left w:type="dxa" w:w="120"/>
-              <w:bottom w:type="dxa" w:w="80"/>
-              <w:right w:type="dxa" w:w="120"/>
-            </w:tcMar>
-          </w:tcPr>
-          <w:p>
-            <w:r>
-              <w:rPr>
-                <w:b w:val="false"/>
-                <w:bCs w:val="false"/>
-                <w:sz w:val="18"/>
-                <w:szCs w:val="18"/>
-              </w:rPr>
-              <w:t xml:space="preserve">Mês 3</w:t>
+            <w:tcW w:type="dxa" w:w="5800"/>
+            <w:tcBorders>
+              <w:top w:val="single" w:color="BFBFBF" w:sz="4"/>
+              <w:left w:val="single" w:color="BFBFBF" w:sz="4"/>
+              <w:bottom w:val="single" w:color="BFBFBF" w:sz="4"/>
+              <w:right w:val="single" w:color="BFBFBF" w:sz="4"/>
+            </w:tcBorders>
+            <w:tcMar>
+              <w:top w:type="dxa" w:w="80"/>
+              <w:left w:type="dxa" w:w="120"/>
+              <w:bottom w:type="dxa" w:w="80"/>
+              <w:right w:type="dxa" w:w="120"/>
+            </w:tcMar>
+          </w:tcPr>
+          <w:p>
+            <w:r>
+              <w:rPr>
+                <w:b w:val="false"/>
+                <w:bCs w:val="false"/>
+                <w:sz w:val="18"/>
+                <w:szCs w:val="18"/>
+              </w:rPr>
+              <w:t xml:space="preserve">Backup operacional treinado</w:t>
+            </w:r>
+          </w:p>
+        </w:tc>
+        <w:tc>
+          <w:tcPr>
+            <w:tcW w:type="dxa" w:w="2000"/>
+            <w:tcBorders>
+              <w:top w:val="single" w:color="BFBFBF" w:sz="4"/>
+              <w:left w:val="single" w:color="BFBFBF" w:sz="4"/>
+              <w:bottom w:val="single" w:color="BFBFBF" w:sz="4"/>
+              <w:right w:val="single" w:color="BFBFBF" w:sz="4"/>
+            </w:tcBorders>
+            <w:tcMar>
+              <w:top w:type="dxa" w:w="80"/>
+              <w:left w:type="dxa" w:w="120"/>
+              <w:bottom w:type="dxa" w:w="80"/>
+              <w:right w:type="dxa" w:w="120"/>
+            </w:tcMar>
+          </w:tcPr>
+          <w:p>
+            <w:r>
+              <w:rPr>
+                <w:b w:val="false"/>
+                <w:bCs w:val="false"/>
+                <w:sz w:val="18"/>
+                <w:szCs w:val="18"/>
+              </w:rPr>
+              <w:t xml:space="preserve">A definir</w:t>
+            </w:r>
+          </w:p>
+        </w:tc>
+        <w:tc>
+          <w:tcPr>
+            <w:tcW w:type="dxa" w:w="1560"/>
+            <w:tcBorders>
+              <w:top w:val="single" w:color="BFBFBF" w:sz="4"/>
+              <w:left w:val="single" w:color="BFBFBF" w:sz="4"/>
+              <w:bottom w:val="single" w:color="BFBFBF" w:sz="4"/>
+              <w:right w:val="single" w:color="BFBFBF" w:sz="4"/>
+            </w:tcBorders>
+            <w:tcMar>
+              <w:top w:type="dxa" w:w="80"/>
+              <w:left w:type="dxa" w:w="120"/>
+              <w:bottom w:type="dxa" w:w="80"/>
+              <w:right w:type="dxa" w:w="120"/>
+            </w:tcMar>
+          </w:tcPr>
+          <w:p>
+            <w:r>
+              <w:rPr>
+                <w:b w:val="false"/>
+                <w:bCs w:val="false"/>
+                <w:sz w:val="18"/>
+                <w:szCs w:val="18"/>
+              </w:rPr>
+              <w:t xml:space="preserve">Adiado por decisão</w:t>
             </w:r>
           </w:p>
         </w:tc>
@@ -520,57 +705,85 @@
         </w:trPr>
         <w:tc>
           <w:tcPr>
-            <w:tcW w:type="dxa" w:w="6500"/>
-            <w:tcBorders>
-              <w:top w:val="single" w:color="BFBFBF" w:sz="4"/>
-              <w:left w:val="single" w:color="BFBFBF" w:sz="4"/>
-              <w:bottom w:val="single" w:color="BFBFBF" w:sz="4"/>
-              <w:right w:val="single" w:color="BFBFBF" w:sz="4"/>
-            </w:tcBorders>
-            <w:tcMar>
-              <w:top w:type="dxa" w:w="80"/>
-              <w:left w:type="dxa" w:w="120"/>
-              <w:bottom w:type="dxa" w:w="80"/>
-              <w:right w:type="dxa" w:w="120"/>
-            </w:tcMar>
-          </w:tcPr>
-          <w:p>
-            <w:r>
-              <w:rPr>
-                <w:b w:val="false"/>
-                <w:bCs w:val="false"/>
-                <w:sz w:val="18"/>
-                <w:szCs w:val="18"/>
-              </w:rPr>
-              <w:t xml:space="preserve">Fase 2B — Classificação por LLM</w:t>
-            </w:r>
-          </w:p>
-        </w:tc>
-        <w:tc>
-          <w:tcPr>
-            <w:tcW w:type="dxa" w:w="2860"/>
-            <w:tcBorders>
-              <w:top w:val="single" w:color="BFBFBF" w:sz="4"/>
-              <w:left w:val="single" w:color="BFBFBF" w:sz="4"/>
-              <w:bottom w:val="single" w:color="BFBFBF" w:sz="4"/>
-              <w:right w:val="single" w:color="BFBFBF" w:sz="4"/>
-            </w:tcBorders>
-            <w:tcMar>
-              <w:top w:type="dxa" w:w="80"/>
-              <w:left w:type="dxa" w:w="120"/>
-              <w:bottom w:type="dxa" w:w="80"/>
-              <w:right w:type="dxa" w:w="120"/>
-            </w:tcMar>
-          </w:tcPr>
-          <w:p>
-            <w:r>
-              <w:rPr>
-                <w:b w:val="false"/>
-                <w:bCs w:val="false"/>
-                <w:sz w:val="18"/>
-                <w:szCs w:val="18"/>
-              </w:rPr>
-              <w:t xml:space="preserve">Mês 4</w:t>
+            <w:tcW w:type="dxa" w:w="5800"/>
+            <w:tcBorders>
+              <w:top w:val="single" w:color="BFBFBF" w:sz="4"/>
+              <w:left w:val="single" w:color="BFBFBF" w:sz="4"/>
+              <w:bottom w:val="single" w:color="BFBFBF" w:sz="4"/>
+              <w:right w:val="single" w:color="BFBFBF" w:sz="4"/>
+            </w:tcBorders>
+            <w:tcMar>
+              <w:top w:type="dxa" w:w="80"/>
+              <w:left w:type="dxa" w:w="120"/>
+              <w:bottom w:type="dxa" w:w="80"/>
+              <w:right w:type="dxa" w:w="120"/>
+            </w:tcMar>
+          </w:tcPr>
+          <w:p>
+            <w:r>
+              <w:rPr>
+                <w:b w:val="false"/>
+                <w:bCs w:val="false"/>
+                <w:sz w:val="18"/>
+                <w:szCs w:val="18"/>
+              </w:rPr>
+              <w:t xml:space="preserve">Fase 2A — DataJud para devedores privados</w:t>
+            </w:r>
+          </w:p>
+        </w:tc>
+        <w:tc>
+          <w:tcPr>
+            <w:tcW w:type="dxa" w:w="2000"/>
+            <w:tcBorders>
+              <w:top w:val="single" w:color="BFBFBF" w:sz="4"/>
+              <w:left w:val="single" w:color="BFBFBF" w:sz="4"/>
+              <w:bottom w:val="single" w:color="BFBFBF" w:sz="4"/>
+              <w:right w:val="single" w:color="BFBFBF" w:sz="4"/>
+            </w:tcBorders>
+            <w:tcMar>
+              <w:top w:type="dxa" w:w="80"/>
+              <w:left w:type="dxa" w:w="120"/>
+              <w:bottom w:type="dxa" w:w="80"/>
+              <w:right w:type="dxa" w:w="120"/>
+            </w:tcMar>
+          </w:tcPr>
+          <w:p>
+            <w:r>
+              <w:rPr>
+                <w:b w:val="false"/>
+                <w:bCs w:val="false"/>
+                <w:sz w:val="18"/>
+                <w:szCs w:val="18"/>
+              </w:rPr>
+              <w:t xml:space="preserve">Mês 3</w:t>
+            </w:r>
+          </w:p>
+        </w:tc>
+        <w:tc>
+          <w:tcPr>
+            <w:tcW w:type="dxa" w:w="1560"/>
+            <w:tcBorders>
+              <w:top w:val="single" w:color="BFBFBF" w:sz="4"/>
+              <w:left w:val="single" w:color="BFBFBF" w:sz="4"/>
+              <w:bottom w:val="single" w:color="BFBFBF" w:sz="4"/>
+              <w:right w:val="single" w:color="BFBFBF" w:sz="4"/>
+            </w:tcBorders>
+            <w:tcMar>
+              <w:top w:type="dxa" w:w="80"/>
+              <w:left w:type="dxa" w:w="120"/>
+              <w:bottom w:type="dxa" w:w="80"/>
+              <w:right w:type="dxa" w:w="120"/>
+            </w:tcMar>
+          </w:tcPr>
+          <w:p>
+            <w:r>
+              <w:rPr>
+                <w:b w:val="false"/>
+                <w:bCs w:val="false"/>
+                <w:sz w:val="18"/>
+                <w:szCs w:val="18"/>
+              </w:rPr>
+              <w:t xml:space="preserve">Planejado</w:t>
             </w:r>
           </w:p>
         </w:tc>
@@ -581,35 +794,124 @@
         </w:trPr>
         <w:tc>
           <w:tcPr>
-            <w:tcW w:type="dxa" w:w="6500"/>
-            <w:tcBorders>
-              <w:top w:val="single" w:color="BFBFBF" w:sz="4"/>
-              <w:left w:val="single" w:color="BFBFBF" w:sz="4"/>
-              <w:bottom w:val="single" w:color="BFBFBF" w:sz="4"/>
-              <w:right w:val="single" w:color="BFBFBF" w:sz="4"/>
-            </w:tcBorders>
-            <w:tcMar>
-              <w:top w:type="dxa" w:w="80"/>
-              <w:left w:type="dxa" w:w="120"/>
-              <w:bottom w:type="dxa" w:w="80"/>
-              <w:right w:type="dxa" w:w="120"/>
-            </w:tcMar>
-          </w:tcPr>
-          <w:p>
-            <w:r>
-              <w:rPr>
-                <w:b w:val="false"/>
-                <w:bCs w:val="false"/>
-                <w:sz w:val="18"/>
-                <w:szCs w:val="18"/>
-              </w:rPr>
-              <w:t xml:space="preserve">Fase 3 — Widget cliente-facing</w:t>
-            </w:r>
-          </w:p>
-        </w:tc>
-        <w:tc>
-          <w:tcPr>
-            <w:tcW w:type="dxa" w:w="2860"/>
+            <w:tcW w:type="dxa" w:w="5800"/>
+            <w:tcBorders>
+              <w:top w:val="single" w:color="BFBFBF" w:sz="4"/>
+              <w:left w:val="single" w:color="BFBFBF" w:sz="4"/>
+              <w:bottom w:val="single" w:color="BFBFBF" w:sz="4"/>
+              <w:right w:val="single" w:color="BFBFBF" w:sz="4"/>
+            </w:tcBorders>
+            <w:tcMar>
+              <w:top w:type="dxa" w:w="80"/>
+              <w:left w:type="dxa" w:w="120"/>
+              <w:bottom w:type="dxa" w:w="80"/>
+              <w:right w:type="dxa" w:w="120"/>
+            </w:tcMar>
+          </w:tcPr>
+          <w:p>
+            <w:r>
+              <w:rPr>
+                <w:b w:val="false"/>
+                <w:bCs w:val="false"/>
+                <w:sz w:val="18"/>
+                <w:szCs w:val="18"/>
+              </w:rPr>
+              <w:t xml:space="preserve">Fase 2B — Classificação refinada por LLM (se reativada)</w:t>
+            </w:r>
+          </w:p>
+        </w:tc>
+        <w:tc>
+          <w:tcPr>
+            <w:tcW w:type="dxa" w:w="2000"/>
+            <w:tcBorders>
+              <w:top w:val="single" w:color="BFBFBF" w:sz="4"/>
+              <w:left w:val="single" w:color="BFBFBF" w:sz="4"/>
+              <w:bottom w:val="single" w:color="BFBFBF" w:sz="4"/>
+              <w:right w:val="single" w:color="BFBFBF" w:sz="4"/>
+            </w:tcBorders>
+            <w:tcMar>
+              <w:top w:type="dxa" w:w="80"/>
+              <w:left w:type="dxa" w:w="120"/>
+              <w:bottom w:type="dxa" w:w="80"/>
+              <w:right w:type="dxa" w:w="120"/>
+            </w:tcMar>
+          </w:tcPr>
+          <w:p>
+            <w:r>
+              <w:rPr>
+                <w:b w:val="false"/>
+                <w:bCs w:val="false"/>
+                <w:sz w:val="18"/>
+                <w:szCs w:val="18"/>
+              </w:rPr>
+              <w:t xml:space="preserve">Mês 4</w:t>
+            </w:r>
+          </w:p>
+        </w:tc>
+        <w:tc>
+          <w:tcPr>
+            <w:tcW w:type="dxa" w:w="1560"/>
+            <w:tcBorders>
+              <w:top w:val="single" w:color="BFBFBF" w:sz="4"/>
+              <w:left w:val="single" w:color="BFBFBF" w:sz="4"/>
+              <w:bottom w:val="single" w:color="BFBFBF" w:sz="4"/>
+              <w:right w:val="single" w:color="BFBFBF" w:sz="4"/>
+            </w:tcBorders>
+            <w:tcMar>
+              <w:top w:type="dxa" w:w="80"/>
+              <w:left w:type="dxa" w:w="120"/>
+              <w:bottom w:type="dxa" w:w="80"/>
+              <w:right w:type="dxa" w:w="120"/>
+            </w:tcMar>
+          </w:tcPr>
+          <w:p>
+            <w:r>
+              <w:rPr>
+                <w:b w:val="false"/>
+                <w:bCs w:val="false"/>
+                <w:sz w:val="18"/>
+                <w:szCs w:val="18"/>
+              </w:rPr>
+              <w:t xml:space="preserve">Planejado</w:t>
+            </w:r>
+          </w:p>
+        </w:tc>
+      </w:tr>
+      <w:tr>
+        <w:trPr>
+          <w:tblHeader w:val="false"/>
+        </w:trPr>
+        <w:tc>
+          <w:tcPr>
+            <w:tcW w:type="dxa" w:w="5800"/>
+            <w:tcBorders>
+              <w:top w:val="single" w:color="BFBFBF" w:sz="4"/>
+              <w:left w:val="single" w:color="BFBFBF" w:sz="4"/>
+              <w:bottom w:val="single" w:color="BFBFBF" w:sz="4"/>
+              <w:right w:val="single" w:color="BFBFBF" w:sz="4"/>
+            </w:tcBorders>
+            <w:tcMar>
+              <w:top w:type="dxa" w:w="80"/>
+              <w:left w:type="dxa" w:w="120"/>
+              <w:bottom w:type="dxa" w:w="80"/>
+              <w:right w:type="dxa" w:w="120"/>
+            </w:tcMar>
+          </w:tcPr>
+          <w:p>
+            <w:r>
+              <w:rPr>
+                <w:b w:val="false"/>
+                <w:bCs w:val="false"/>
+                <w:sz w:val="18"/>
+                <w:szCs w:val="18"/>
+              </w:rPr>
+              <w:t xml:space="preserve">Fase 3 — Widget cliente-facing no dashboard do credor</w:t>
+            </w:r>
+          </w:p>
+        </w:tc>
+        <w:tc>
+          <w:tcPr>
+            <w:tcW w:type="dxa" w:w="2000"/>
             <w:tcBorders>
               <w:top w:val="single" w:color="BFBFBF" w:sz="4"/>
               <w:left w:val="single" w:color="BFBFBF" w:sz="4"/>
@@ -632,6 +934,34 @@
                 <w:szCs w:val="18"/>
               </w:rPr>
               <w:t xml:space="preserve">Mês 6</w:t>
+            </w:r>
+          </w:p>
+        </w:tc>
+        <w:tc>
+          <w:tcPr>
+            <w:tcW w:type="dxa" w:w="1560"/>
+            <w:tcBorders>
+              <w:top w:val="single" w:color="BFBFBF" w:sz="4"/>
+              <w:left w:val="single" w:color="BFBFBF" w:sz="4"/>
+              <w:bottom w:val="single" w:color="BFBFBF" w:sz="4"/>
+              <w:right w:val="single" w:color="BFBFBF" w:sz="4"/>
+            </w:tcBorders>
+            <w:tcMar>
+              <w:top w:type="dxa" w:w="80"/>
+              <w:left w:type="dxa" w:w="120"/>
+              <w:bottom w:type="dxa" w:w="80"/>
+              <w:right w:type="dxa" w:w="120"/>
+            </w:tcMar>
+          </w:tcPr>
+          <w:p>
+            <w:r>
+              <w:rPr>
+                <w:b w:val="false"/>
+                <w:bCs w:val="false"/>
+                <w:sz w:val="18"/>
+                <w:szCs w:val="18"/>
+              </w:rPr>
+              <w:t xml:space="preserve">Planejado</w:t>
             </w:r>
           </w:p>
         </w:tc>
@@ -658,7 +988,7 @@
         <w:spacing w:after="120"/>
       </w:pPr>
       <w:r>
-        <w:t xml:space="preserve">O sistema entregue tem duas camadas operando em paralelo, garantindo redundância (cinto + suspensórios):</w:t>
+        <w:t xml:space="preserve">O sistema entregue tem duas camadas operando em paralelo, garantindo redundância (cinto + suspensórios). Ambas atualizam um histórico versionado e auditável, distribuído entre OneDrive (camada local) e Git (camada cloud).</w:t>
       </w:r>
     </w:p>
     <w:tbl>
@@ -1052,7 +1382,111 @@
         <w:spacing w:after="120"/>
       </w:pPr>
       <w:r>
-        <w:t xml:space="preserve">Documentação técnica e de sucessão já entregue, no padrão Marvin de monitoramentos automáticos, salva na pasta do projeto (manual PDF, relatório MVP em Word, especificação técnica).</w:t>
+        <w:t xml:space="preserve">Cobertura atual da carteira:</w:t>
+      </w:r>
+    </w:p>
+    <w:p>
+      <w:pPr>
+        <w:pStyle w:val="ListParagraph"/>
+        <w:numPr>
+          <w:ilvl w:val="0"/>
+          <w:numId w:val="2"/>
+        </w:numPr>
+        <w:spacing w:after="80"/>
+      </w:pPr>
+      <w:r>
+        <w:t xml:space="preserve">Total de devedores monitorados: 20.</w:t>
+      </w:r>
+    </w:p>
+    <w:p>
+      <w:pPr>
+        <w:pStyle w:val="ListParagraph"/>
+        <w:numPr>
+          <w:ilvl w:val="0"/>
+          <w:numId w:val="2"/>
+        </w:numPr>
+        <w:spacing w:after="80"/>
+      </w:pPr>
+      <w:r>
+        <w:t xml:space="preserve">Listados na CVM (com cobertura via IPE): 5 — Casas Bahia (Via S.A.), Marisa, Americanas, GPA (CBD) e Casa &amp; Video (CVLB).</w:t>
+      </w:r>
+    </w:p>
+    <w:p>
+      <w:pPr>
+        <w:pStyle w:val="ListParagraph"/>
+        <w:numPr>
+          <w:ilvl w:val="0"/>
+          <w:numId w:val="2"/>
+        </w:numPr>
+        <w:spacing w:after="80"/>
+      </w:pPr>
+      <w:r>
+        <w:t xml:space="preserve">Privados (sem cobertura via IPE): 15 — Pernambucanas, Fast Shop, Bodytech, Novo Mundo, Ri Happy, entre outros. Cobertos na Fase 2A.</w:t>
+      </w:r>
+    </w:p>
+    <w:p>
+      <w:pPr>
+        <w:pStyle w:val="Heading2"/>
+        <w:spacing w:after="120" w:before="220"/>
+      </w:pPr>
+      <w:r>
+        <w:rPr>
+          <w:b/>
+          <w:bCs/>
+          <w:color w:val="2E75B6"/>
+          <w:sz w:val="24"/>
+          <w:szCs w:val="24"/>
+        </w:rPr>
+        <w:t xml:space="preserve">Estrutura organizacional do projeto</w:t>
+      </w:r>
+    </w:p>
+    <w:p>
+      <w:pPr>
+        <w:spacing w:after="120"/>
+      </w:pPr>
+      <w:r>
+        <w:t xml:space="preserve">A pasta do projeto no OneDrive está organizada da seguinte forma:</w:t>
+      </w:r>
+    </w:p>
+    <w:p>
+      <w:pPr>
+        <w:shd w:fill="F2F2F2" w:val="clear"/>
+        <w:spacing w:after="160" w:before="60"/>
+      </w:pPr>
+      <w:r>
+        <w:rPr>
+          <w:rFonts w:ascii="Consolas" w:cs="Consolas" w:eastAsia="Consolas" w:hAnsi="Consolas"/>
+          <w:sz w:val="18"/>
+          <w:szCs w:val="18"/>
+        </w:rPr>
+        <w:t xml:space="preserve">Monitoramento - Fatos Relevantes - Monitor/
+  ├── 00. Relatório de Tarefa MVP/  (Word, PDF — entregáveis institucionais)
+  ├── 01. Manual/                   (markdown — manuais operacionais)
+  ├── 02. Histórico/                (planilhas — fonte-verdade auditável)
+  ├── 03. LOCAL/                    (código do monitor que roda no PC)
+  └── 04. MONITOR/                  (cópia de referência do que está no GitHub)</w:t>
+      </w:r>
+    </w:p>
+    <w:p>
+      <w:pPr>
+        <w:spacing w:after="120"/>
+      </w:pPr>
+      <w:r>
+        <w:t xml:space="preserve">No GitHub (na organização Marvin):</w:t>
+      </w:r>
+    </w:p>
+    <w:p>
+      <w:pPr>
+        <w:shd w:fill="F2F2F2" w:val="clear"/>
+        <w:spacing w:after="160" w:before="60"/>
+      </w:pPr>
+      <w:r>
+        <w:rPr>
+          <w:rFonts w:ascii="Consolas" w:cs="Consolas" w:eastAsia="Consolas" w:hAnsi="Consolas"/>
+          <w:sz w:val="18"/>
+          <w:szCs w:val="18"/>
+        </w:rPr>
+        <w:t xml:space="preserve">github.com/marvin-monitoramento/marvin-cvm-fatos-relevantes</w:t>
       </w:r>
     </w:p>
     <w:p>
@@ -1068,74 +1502,486 @@
           <w:sz w:val="30"/>
           <w:szCs w:val="30"/>
         </w:rPr>
-        <w:t xml:space="preserve">2. Objetivo do Plano</w:t>
-      </w:r>
-    </w:p>
-    <w:p>
-      <w:pPr>
-        <w:pStyle w:val="ListParagraph"/>
-        <w:numPr>
-          <w:ilvl w:val="0"/>
-          <w:numId w:val="2"/>
-        </w:numPr>
-        <w:spacing w:after="80"/>
-      </w:pPr>
-      <w:r>
-        <w:t xml:space="preserve">Eliminar dependência de pessoa única — sistema deve sobreviver à saída de qualquer membro do time.</w:t>
-      </w:r>
-    </w:p>
-    <w:p>
-      <w:pPr>
-        <w:pStyle w:val="ListParagraph"/>
-        <w:numPr>
-          <w:ilvl w:val="0"/>
-          <w:numId w:val="2"/>
-        </w:numPr>
-        <w:spacing w:after="80"/>
-      </w:pPr>
-      <w:r>
-        <w:t xml:space="preserve">Ampliar distribuição dos alertas para todo o time de Risco (e eventualmente credores).</w:t>
-      </w:r>
-    </w:p>
-    <w:p>
-      <w:pPr>
-        <w:pStyle w:val="ListParagraph"/>
-        <w:numPr>
-          <w:ilvl w:val="0"/>
-          <w:numId w:val="2"/>
-        </w:numPr>
-        <w:spacing w:after="80"/>
-      </w:pPr>
-      <w:r>
-        <w:t xml:space="preserve">Formalizar governança — quem responde a qual alerta, em quanto tempo, com qual SLA.</w:t>
-      </w:r>
-    </w:p>
-    <w:p>
-      <w:pPr>
-        <w:pStyle w:val="ListParagraph"/>
-        <w:numPr>
-          <w:ilvl w:val="0"/>
-          <w:numId w:val="2"/>
-        </w:numPr>
-        <w:spacing w:after="80"/>
-      </w:pPr>
-      <w:r>
-        <w:t xml:space="preserve">Estabelecer ciclo de manutenção (watchlist atualizada, auditoria periódica, métricas de qualidade).</w:t>
-      </w:r>
-    </w:p>
-    <w:p>
-      <w:pPr>
-        <w:pStyle w:val="ListParagraph"/>
-        <w:numPr>
-          <w:ilvl w:val="0"/>
-          <w:numId w:val="2"/>
-        </w:numPr>
-        <w:spacing w:after="80"/>
-      </w:pPr>
-      <w:r>
-        <w:t xml:space="preserve">Definir e executar evoluções (Fase 2 para cobrir privados; Fase 3 para virar diferencial cliente).</w:t>
-      </w:r>
-    </w:p>
+        <w:t xml:space="preserve">2. Status dos Bloqueadores Institucionais</w:t>
+      </w:r>
+    </w:p>
+    <w:p>
+      <w:pPr>
+        <w:spacing w:after="120"/>
+      </w:pPr>
+      <w:r>
+        <w:t xml:space="preserve">Quatro bloqueadores foram identificados como impeditivos para a operação efetivamente institucional do sistema. O quadro abaixo registra o status de cada um:</w:t>
+      </w:r>
+    </w:p>
+    <w:tbl>
+      <w:tblPr>
+        <w:tblW w:type="dxa" w:w="9360"/>
+        <w:tblBorders>
+          <w:top w:val="single" w:color="auto" w:sz="4"/>
+          <w:left w:val="single" w:color="auto" w:sz="4"/>
+          <w:bottom w:val="single" w:color="auto" w:sz="4"/>
+          <w:right w:val="single" w:color="auto" w:sz="4"/>
+          <w:insideH w:val="single" w:color="auto" w:sz="4"/>
+          <w:insideV w:val="single" w:color="auto" w:sz="4"/>
+        </w:tblBorders>
+      </w:tblPr>
+      <w:tblGrid>
+        <w:gridCol w:w="3000"/>
+        <w:gridCol w:w="4700"/>
+        <w:gridCol w:w="1660"/>
+      </w:tblGrid>
+      <w:tr>
+        <w:trPr>
+          <w:tblHeader/>
+        </w:trPr>
+        <w:tc>
+          <w:tcPr>
+            <w:tcW w:type="dxa" w:w="3000"/>
+            <w:tcBorders>
+              <w:top w:val="single" w:color="BFBFBF" w:sz="4"/>
+              <w:left w:val="single" w:color="BFBFBF" w:sz="4"/>
+              <w:bottom w:val="single" w:color="BFBFBF" w:sz="4"/>
+              <w:right w:val="single" w:color="BFBFBF" w:sz="4"/>
+            </w:tcBorders>
+            <w:shd w:fill="2E75B6" w:val="clear"/>
+            <w:tcMar>
+              <w:top w:type="dxa" w:w="80"/>
+              <w:left w:type="dxa" w:w="120"/>
+              <w:bottom w:type="dxa" w:w="80"/>
+              <w:right w:type="dxa" w:w="120"/>
+            </w:tcMar>
+          </w:tcPr>
+          <w:p>
+            <w:r>
+              <w:rPr>
+                <w:b/>
+                <w:bCs/>
+                <w:color w:val="FFFFFF"/>
+                <w:sz w:val="18"/>
+                <w:szCs w:val="18"/>
+              </w:rPr>
+              <w:t xml:space="preserve">Bloqueador</w:t>
+            </w:r>
+          </w:p>
+        </w:tc>
+        <w:tc>
+          <w:tcPr>
+            <w:tcW w:type="dxa" w:w="4700"/>
+            <w:tcBorders>
+              <w:top w:val="single" w:color="BFBFBF" w:sz="4"/>
+              <w:left w:val="single" w:color="BFBFBF" w:sz="4"/>
+              <w:bottom w:val="single" w:color="BFBFBF" w:sz="4"/>
+              <w:right w:val="single" w:color="BFBFBF" w:sz="4"/>
+            </w:tcBorders>
+            <w:shd w:fill="2E75B6" w:val="clear"/>
+            <w:tcMar>
+              <w:top w:type="dxa" w:w="80"/>
+              <w:left w:type="dxa" w:w="120"/>
+              <w:bottom w:type="dxa" w:w="80"/>
+              <w:right w:type="dxa" w:w="120"/>
+            </w:tcMar>
+          </w:tcPr>
+          <w:p>
+            <w:r>
+              <w:rPr>
+                <w:b/>
+                <w:bCs/>
+                <w:color w:val="FFFFFF"/>
+                <w:sz w:val="18"/>
+                <w:szCs w:val="18"/>
+              </w:rPr>
+              <w:t xml:space="preserve">Solução adotada</w:t>
+            </w:r>
+          </w:p>
+        </w:tc>
+        <w:tc>
+          <w:tcPr>
+            <w:tcW w:type="dxa" w:w="1660"/>
+            <w:tcBorders>
+              <w:top w:val="single" w:color="BFBFBF" w:sz="4"/>
+              <w:left w:val="single" w:color="BFBFBF" w:sz="4"/>
+              <w:bottom w:val="single" w:color="BFBFBF" w:sz="4"/>
+              <w:right w:val="single" w:color="BFBFBF" w:sz="4"/>
+            </w:tcBorders>
+            <w:shd w:fill="2E75B6" w:val="clear"/>
+            <w:tcMar>
+              <w:top w:type="dxa" w:w="80"/>
+              <w:left w:type="dxa" w:w="120"/>
+              <w:bottom w:type="dxa" w:w="80"/>
+              <w:right w:type="dxa" w:w="120"/>
+            </w:tcMar>
+          </w:tcPr>
+          <w:p>
+            <w:r>
+              <w:rPr>
+                <w:b/>
+                <w:bCs/>
+                <w:color w:val="FFFFFF"/>
+                <w:sz w:val="18"/>
+                <w:szCs w:val="18"/>
+              </w:rPr>
+              <w:t xml:space="preserve">Status</w:t>
+            </w:r>
+          </w:p>
+        </w:tc>
+      </w:tr>
+      <w:tr>
+        <w:trPr>
+          <w:tblHeader w:val="false"/>
+        </w:trPr>
+        <w:tc>
+          <w:tcPr>
+            <w:tcW w:type="dxa" w:w="3000"/>
+            <w:tcBorders>
+              <w:top w:val="single" w:color="BFBFBF" w:sz="4"/>
+              <w:left w:val="single" w:color="BFBFBF" w:sz="4"/>
+              <w:bottom w:val="single" w:color="BFBFBF" w:sz="4"/>
+              <w:right w:val="single" w:color="BFBFBF" w:sz="4"/>
+            </w:tcBorders>
+            <w:tcMar>
+              <w:top w:type="dxa" w:w="80"/>
+              <w:left w:type="dxa" w:w="120"/>
+              <w:bottom w:type="dxa" w:w="80"/>
+              <w:right w:type="dxa" w:w="120"/>
+            </w:tcMar>
+          </w:tcPr>
+          <w:p>
+            <w:r>
+              <w:rPr>
+                <w:b w:val="false"/>
+                <w:bCs w:val="false"/>
+                <w:sz w:val="18"/>
+                <w:szCs w:val="18"/>
+              </w:rPr>
+              <w:t xml:space="preserve">Repositório na conta pessoal da responsável</w:t>
+            </w:r>
+          </w:p>
+        </w:tc>
+        <w:tc>
+          <w:tcPr>
+            <w:tcW w:type="dxa" w:w="4700"/>
+            <w:tcBorders>
+              <w:top w:val="single" w:color="BFBFBF" w:sz="4"/>
+              <w:left w:val="single" w:color="BFBFBF" w:sz="4"/>
+              <w:bottom w:val="single" w:color="BFBFBF" w:sz="4"/>
+              <w:right w:val="single" w:color="BFBFBF" w:sz="4"/>
+            </w:tcBorders>
+            <w:tcMar>
+              <w:top w:type="dxa" w:w="80"/>
+              <w:left w:type="dxa" w:w="120"/>
+              <w:bottom w:type="dxa" w:w="80"/>
+              <w:right w:type="dxa" w:w="120"/>
+            </w:tcMar>
+          </w:tcPr>
+          <w:p>
+            <w:r>
+              <w:rPr>
+                <w:b w:val="false"/>
+                <w:bCs w:val="false"/>
+                <w:sz w:val="18"/>
+                <w:szCs w:val="18"/>
+              </w:rPr>
+              <w:t xml:space="preserve">Transferência para a organização Marvin no GitHub (marvin-monitoramento)</w:t>
+            </w:r>
+          </w:p>
+        </w:tc>
+        <w:tc>
+          <w:tcPr>
+            <w:tcW w:type="dxa" w:w="1660"/>
+            <w:tcBorders>
+              <w:top w:val="single" w:color="BFBFBF" w:sz="4"/>
+              <w:left w:val="single" w:color="BFBFBF" w:sz="4"/>
+              <w:bottom w:val="single" w:color="BFBFBF" w:sz="4"/>
+              <w:right w:val="single" w:color="BFBFBF" w:sz="4"/>
+            </w:tcBorders>
+            <w:tcMar>
+              <w:top w:type="dxa" w:w="80"/>
+              <w:left w:type="dxa" w:w="120"/>
+              <w:bottom w:type="dxa" w:w="80"/>
+              <w:right w:type="dxa" w:w="120"/>
+            </w:tcMar>
+          </w:tcPr>
+          <w:p>
+            <w:r>
+              <w:rPr>
+                <w:b w:val="false"/>
+                <w:bCs w:val="false"/>
+                <w:sz w:val="18"/>
+                <w:szCs w:val="18"/>
+              </w:rPr>
+              <w:t xml:space="preserve">Resolvido</w:t>
+            </w:r>
+          </w:p>
+        </w:tc>
+      </w:tr>
+      <w:tr>
+        <w:trPr>
+          <w:tblHeader w:val="false"/>
+        </w:trPr>
+        <w:tc>
+          <w:tcPr>
+            <w:tcW w:type="dxa" w:w="3000"/>
+            <w:tcBorders>
+              <w:top w:val="single" w:color="BFBFBF" w:sz="4"/>
+              <w:left w:val="single" w:color="BFBFBF" w:sz="4"/>
+              <w:bottom w:val="single" w:color="BFBFBF" w:sz="4"/>
+              <w:right w:val="single" w:color="BFBFBF" w:sz="4"/>
+            </w:tcBorders>
+            <w:tcMar>
+              <w:top w:type="dxa" w:w="80"/>
+              <w:left w:type="dxa" w:w="120"/>
+              <w:bottom w:type="dxa" w:w="80"/>
+              <w:right w:type="dxa" w:w="120"/>
+            </w:tcMar>
+          </w:tcPr>
+          <w:p>
+            <w:r>
+              <w:rPr>
+                <w:b w:val="false"/>
+                <w:bCs w:val="false"/>
+                <w:sz w:val="18"/>
+                <w:szCs w:val="18"/>
+              </w:rPr>
+              <w:t xml:space="preserve">Token ClickUp pessoal da responsável</w:t>
+            </w:r>
+          </w:p>
+        </w:tc>
+        <w:tc>
+          <w:tcPr>
+            <w:tcW w:type="dxa" w:w="4700"/>
+            <w:tcBorders>
+              <w:top w:val="single" w:color="BFBFBF" w:sz="4"/>
+              <w:left w:val="single" w:color="BFBFBF" w:sz="4"/>
+              <w:bottom w:val="single" w:color="BFBFBF" w:sz="4"/>
+              <w:right w:val="single" w:color="BFBFBF" w:sz="4"/>
+            </w:tcBorders>
+            <w:tcMar>
+              <w:top w:type="dxa" w:w="80"/>
+              <w:left w:type="dxa" w:w="120"/>
+              <w:bottom w:type="dxa" w:w="80"/>
+              <w:right w:type="dxa" w:w="120"/>
+            </w:tcMar>
+          </w:tcPr>
+          <w:p>
+            <w:r>
+              <w:rPr>
+                <w:b w:val="false"/>
+                <w:bCs w:val="false"/>
+                <w:sz w:val="18"/>
+                <w:szCs w:val="18"/>
+              </w:rPr>
+              <w:t xml:space="preserve">Procedimento documentado de regeneração e troca de titular, sem dependência de conta de serviço paga</w:t>
+            </w:r>
+          </w:p>
+        </w:tc>
+        <w:tc>
+          <w:tcPr>
+            <w:tcW w:type="dxa" w:w="1660"/>
+            <w:tcBorders>
+              <w:top w:val="single" w:color="BFBFBF" w:sz="4"/>
+              <w:left w:val="single" w:color="BFBFBF" w:sz="4"/>
+              <w:bottom w:val="single" w:color="BFBFBF" w:sz="4"/>
+              <w:right w:val="single" w:color="BFBFBF" w:sz="4"/>
+            </w:tcBorders>
+            <w:tcMar>
+              <w:top w:type="dxa" w:w="80"/>
+              <w:left w:type="dxa" w:w="120"/>
+              <w:bottom w:type="dxa" w:w="80"/>
+              <w:right w:type="dxa" w:w="120"/>
+            </w:tcMar>
+          </w:tcPr>
+          <w:p>
+            <w:r>
+              <w:rPr>
+                <w:b w:val="false"/>
+                <w:bCs w:val="false"/>
+                <w:sz w:val="18"/>
+                <w:szCs w:val="18"/>
+              </w:rPr>
+              <w:t xml:space="preserve">Mitigado</w:t>
+            </w:r>
+          </w:p>
+        </w:tc>
+      </w:tr>
+      <w:tr>
+        <w:trPr>
+          <w:tblHeader w:val="false"/>
+        </w:trPr>
+        <w:tc>
+          <w:tcPr>
+            <w:tcW w:type="dxa" w:w="3000"/>
+            <w:tcBorders>
+              <w:top w:val="single" w:color="BFBFBF" w:sz="4"/>
+              <w:left w:val="single" w:color="BFBFBF" w:sz="4"/>
+              <w:bottom w:val="single" w:color="BFBFBF" w:sz="4"/>
+              <w:right w:val="single" w:color="BFBFBF" w:sz="4"/>
+            </w:tcBorders>
+            <w:tcMar>
+              <w:top w:type="dxa" w:w="80"/>
+              <w:left w:type="dxa" w:w="120"/>
+              <w:bottom w:type="dxa" w:w="80"/>
+              <w:right w:type="dxa" w:w="120"/>
+            </w:tcMar>
+          </w:tcPr>
+          <w:p>
+            <w:r>
+              <w:rPr>
+                <w:b w:val="false"/>
+                <w:bCs w:val="false"/>
+                <w:sz w:val="18"/>
+                <w:szCs w:val="18"/>
+              </w:rPr>
+              <w:t xml:space="preserve">Backup operacional não treinado</w:t>
+            </w:r>
+          </w:p>
+        </w:tc>
+        <w:tc>
+          <w:tcPr>
+            <w:tcW w:type="dxa" w:w="4700"/>
+            <w:tcBorders>
+              <w:top w:val="single" w:color="BFBFBF" w:sz="4"/>
+              <w:left w:val="single" w:color="BFBFBF" w:sz="4"/>
+              <w:bottom w:val="single" w:color="BFBFBF" w:sz="4"/>
+              <w:right w:val="single" w:color="BFBFBF" w:sz="4"/>
+            </w:tcBorders>
+            <w:tcMar>
+              <w:top w:type="dxa" w:w="80"/>
+              <w:left w:type="dxa" w:w="120"/>
+              <w:bottom w:type="dxa" w:w="80"/>
+              <w:right w:type="dxa" w:w="120"/>
+            </w:tcMar>
+          </w:tcPr>
+          <w:p>
+            <w:r>
+              <w:rPr>
+                <w:b w:val="false"/>
+                <w:bCs w:val="false"/>
+                <w:sz w:val="18"/>
+                <w:szCs w:val="18"/>
+              </w:rPr>
+              <w:t xml:space="preserve">Adiado por decisão deliberada — risco assumido conscientemente até definição posterior</w:t>
+            </w:r>
+          </w:p>
+        </w:tc>
+        <w:tc>
+          <w:tcPr>
+            <w:tcW w:type="dxa" w:w="1660"/>
+            <w:tcBorders>
+              <w:top w:val="single" w:color="BFBFBF" w:sz="4"/>
+              <w:left w:val="single" w:color="BFBFBF" w:sz="4"/>
+              <w:bottom w:val="single" w:color="BFBFBF" w:sz="4"/>
+              <w:right w:val="single" w:color="BFBFBF" w:sz="4"/>
+            </w:tcBorders>
+            <w:tcMar>
+              <w:top w:type="dxa" w:w="80"/>
+              <w:left w:type="dxa" w:w="120"/>
+              <w:bottom w:type="dxa" w:w="80"/>
+              <w:right w:type="dxa" w:w="120"/>
+            </w:tcMar>
+          </w:tcPr>
+          <w:p>
+            <w:r>
+              <w:rPr>
+                <w:b w:val="false"/>
+                <w:bCs w:val="false"/>
+                <w:sz w:val="18"/>
+                <w:szCs w:val="18"/>
+              </w:rPr>
+              <w:t xml:space="preserve">Adiado</w:t>
+            </w:r>
+          </w:p>
+        </w:tc>
+      </w:tr>
+      <w:tr>
+        <w:trPr>
+          <w:tblHeader w:val="false"/>
+        </w:trPr>
+        <w:tc>
+          <w:tcPr>
+            <w:tcW w:type="dxa" w:w="3000"/>
+            <w:tcBorders>
+              <w:top w:val="single" w:color="BFBFBF" w:sz="4"/>
+              <w:left w:val="single" w:color="BFBFBF" w:sz="4"/>
+              <w:bottom w:val="single" w:color="BFBFBF" w:sz="4"/>
+              <w:right w:val="single" w:color="BFBFBF" w:sz="4"/>
+            </w:tcBorders>
+            <w:tcMar>
+              <w:top w:type="dxa" w:w="80"/>
+              <w:left w:type="dxa" w:w="120"/>
+              <w:bottom w:type="dxa" w:w="80"/>
+              <w:right w:type="dxa" w:w="120"/>
+            </w:tcMar>
+          </w:tcPr>
+          <w:p>
+            <w:r>
+              <w:rPr>
+                <w:b w:val="false"/>
+                <w:bCs w:val="false"/>
+                <w:sz w:val="18"/>
+                <w:szCs w:val="18"/>
+              </w:rPr>
+              <w:t xml:space="preserve">Falta de comunicação institucional do canal oficial</w:t>
+            </w:r>
+          </w:p>
+        </w:tc>
+        <w:tc>
+          <w:tcPr>
+            <w:tcW w:type="dxa" w:w="4700"/>
+            <w:tcBorders>
+              <w:top w:val="single" w:color="BFBFBF" w:sz="4"/>
+              <w:left w:val="single" w:color="BFBFBF" w:sz="4"/>
+              <w:bottom w:val="single" w:color="BFBFBF" w:sz="4"/>
+              <w:right w:val="single" w:color="BFBFBF" w:sz="4"/>
+            </w:tcBorders>
+            <w:tcMar>
+              <w:top w:type="dxa" w:w="80"/>
+              <w:left w:type="dxa" w:w="120"/>
+              <w:bottom w:type="dxa" w:w="80"/>
+              <w:right w:type="dxa" w:w="120"/>
+            </w:tcMar>
+          </w:tcPr>
+          <w:p>
+            <w:r>
+              <w:rPr>
+                <w:b w:val="false"/>
+                <w:bCs w:val="false"/>
+                <w:sz w:val="18"/>
+                <w:szCs w:val="18"/>
+              </w:rPr>
+              <w:t xml:space="preserve">Modelo de mensagem redigido e versionado em docs/COMUNICACAO-Interna-Anuncio-Canal.md, pronto para envio</w:t>
+            </w:r>
+          </w:p>
+        </w:tc>
+        <w:tc>
+          <w:tcPr>
+            <w:tcW w:type="dxa" w:w="1660"/>
+            <w:tcBorders>
+              <w:top w:val="single" w:color="BFBFBF" w:sz="4"/>
+              <w:left w:val="single" w:color="BFBFBF" w:sz="4"/>
+              <w:bottom w:val="single" w:color="BFBFBF" w:sz="4"/>
+              <w:right w:val="single" w:color="BFBFBF" w:sz="4"/>
+            </w:tcBorders>
+            <w:tcMar>
+              <w:top w:type="dxa" w:w="80"/>
+              <w:left w:type="dxa" w:w="120"/>
+              <w:bottom w:type="dxa" w:w="80"/>
+              <w:right w:type="dxa" w:w="120"/>
+            </w:tcMar>
+          </w:tcPr>
+          <w:p>
+            <w:r>
+              <w:rPr>
+                <w:b w:val="false"/>
+                <w:bCs w:val="false"/>
+                <w:sz w:val="18"/>
+                <w:szCs w:val="18"/>
+              </w:rPr>
+              <w:t xml:space="preserve">Em curso</w:t>
+            </w:r>
+          </w:p>
+        </w:tc>
+      </w:tr>
+    </w:tbl>
     <w:p>
       <w:pPr>
         <w:pStyle w:val="Heading1"/>
@@ -1173,7 +2019,7 @@
         <w:spacing w:after="120"/>
       </w:pPr>
       <w:r>
-        <w:t xml:space="preserve">Objetivo: tirar o sistema do status de "ferramenta da Maria Vitória" e oficializá-lo como entrega da Marvin.</w:t>
+        <w:t xml:space="preserve">Tirar o sistema do status de ferramenta individual e oficializá-lo como entrega da Marvin.</w:t>
       </w:r>
     </w:p>
     <w:p>
@@ -1202,7 +2048,7 @@
         <w:spacing w:after="80"/>
       </w:pPr>
       <w:r>
-        <w:t xml:space="preserve">Apresentação executiva (15 min) ao líder de Risco e ao COO, com o deck de "Monitoramentos Automáticos".</w:t>
+        <w:t xml:space="preserve">Apresentação executiva ao líder de Risco e demais stakeholders.</w:t>
       </w:r>
     </w:p>
     <w:p>
@@ -1215,7 +2061,7 @@
         <w:spacing w:after="80"/>
       </w:pPr>
       <w:r>
-        <w:t xml:space="preserve">Aprovação formal para incluir CVM Monitor na família de monitoramentos oficiais (Poderes, JUCESP, Ratings).</w:t>
+        <w:t xml:space="preserve">Comunicação interna no canal de Risco usando o modelo pré-redigido em docs/COMUNICACAO-Interna-Anuncio-Canal.md.</w:t>
       </w:r>
     </w:p>
     <w:p>
@@ -1228,7 +2074,7 @@
         <w:spacing w:after="80"/>
       </w:pPr>
       <w:r>
-        <w:t xml:space="preserve">Comunicação interna no canal de Risco, anunciando o novo canal de alertas.</w:t>
+        <w:t xml:space="preserve">Aprovação formal para incluir o CVM Monitor na família oficial de monitoramentos automáticos.</w:t>
       </w:r>
     </w:p>
     <w:p>
@@ -1241,7 +2087,7 @@
         <w:spacing w:after="80"/>
       </w:pPr>
       <w:r>
-        <w:t xml:space="preserve">Inclusão do CVM Monitor na agenda do comitê de risco mensal — bloco de 10 minutos para revisão dos alertas do mês.</w:t>
+        <w:t xml:space="preserve">Inclusão na agenda do comitê de risco mensal (bloco de 10 a 15 minutos para revisão do mês).</w:t>
       </w:r>
     </w:p>
     <w:p>
@@ -1254,7 +2100,7 @@
         <w:spacing w:after="80"/>
       </w:pPr>
       <w:r>
-        <w:t xml:space="preserve">Documentação no padrão Marvin já entregue: PDF técnico, Word de sucessão, especificação para engenharia.</w:t>
+        <w:t xml:space="preserve">Versionamento da documentação no GitHub (já realizado em docs/).</w:t>
       </w:r>
     </w:p>
     <w:p>
@@ -1278,7 +2124,7 @@
         <w:spacing w:after="120"/>
       </w:pPr>
       <w:r>
-        <w:t xml:space="preserve">Maria Vitória (líder); aprovador: Head de Risco.</w:t>
+        <w:t xml:space="preserve">Maria Vitória Pavan. Aprovador: Head de Risco.</w:t>
       </w:r>
     </w:p>
     <w:p>
@@ -1302,7 +2148,7 @@
         <w:spacing w:after="120"/>
       </w:pPr>
       <w:r>
-        <w:t xml:space="preserve">Semanas 1-2.</w:t>
+        <w:t xml:space="preserve">Semanas 1 e 2.</w:t>
       </w:r>
     </w:p>
     <w:p>
@@ -1326,7 +2172,7 @@
         <w:spacing w:after="120"/>
       </w:pPr>
       <w:r>
-        <w:t xml:space="preserve">Objetivo: levar os alertas para mais pessoas no time de Risco e, no futuro, para os credores.</w:t>
+        <w:t xml:space="preserve">Ampliar a base de destinatários internos dos alertas, mantendo o ClickUp como canal canônico.</w:t>
       </w:r>
     </w:p>
     <w:p>
@@ -1342,59 +2188,45 @@
           <w:sz w:val="22"/>
           <w:szCs w:val="22"/>
         </w:rPr>
-        <w:t xml:space="preserve">Atividades — Fase imediata (time interno)</w:t>
-      </w:r>
-    </w:p>
-    <w:p>
-      <w:pPr>
-        <w:pStyle w:val="ListParagraph"/>
-        <w:numPr>
-          <w:ilvl w:val="0"/>
-          <w:numId w:val="3"/>
-        </w:numPr>
-        <w:spacing w:after="80"/>
-      </w:pPr>
-      <w:r>
-        <w:t xml:space="preserve">Definir lista de destinatários internos. Sugestão: Head de Risco, analistas de Risco, COO (apenas alertas de alta materialidade).</w:t>
-      </w:r>
-    </w:p>
-    <w:p>
-      <w:pPr>
-        <w:pStyle w:val="ListParagraph"/>
-        <w:numPr>
-          <w:ilvl w:val="0"/>
-          <w:numId w:val="3"/>
-        </w:numPr>
-        <w:spacing w:after="80"/>
-      </w:pPr>
-      <w:r>
-        <w:t xml:space="preserve">Configurar CC no e-mail local: editar a variável EMAIL_CC no arquivo monitor.py com os e-mails separados por ponto-e-vírgula.</w:t>
-      </w:r>
-    </w:p>
-    <w:p>
-      <w:pPr>
-        <w:pStyle w:val="ListParagraph"/>
-        <w:numPr>
-          <w:ilvl w:val="0"/>
-          <w:numId w:val="3"/>
-        </w:numPr>
-        <w:spacing w:after="80"/>
-      </w:pPr>
-      <w:r>
-        <w:t xml:space="preserve">Configurar destinatários no ClickUp (cloud): adicionar user IDs adicionais no secret CLICKUP_ASSIGNEE_IDS separados por vírgula.</w:t>
-      </w:r>
-    </w:p>
-    <w:p>
-      <w:pPr>
-        <w:pStyle w:val="ListParagraph"/>
-        <w:numPr>
-          <w:ilvl w:val="0"/>
-          <w:numId w:val="3"/>
-        </w:numPr>
-        <w:spacing w:after="80"/>
-      </w:pPr>
-      <w:r>
-        <w:t xml:space="preserve">Validar com um run manual após cada mudança, confirmando que o e-mail / task chega aos novos destinatários.</w:t>
+        <w:t xml:space="preserve">Configuração técnica</w:t>
+      </w:r>
+    </w:p>
+    <w:p>
+      <w:pPr>
+        <w:spacing w:after="120"/>
+      </w:pPr>
+      <w:r>
+        <w:t xml:space="preserve">Adicionar destinatário no e-mail local (Outlook):</w:t>
+      </w:r>
+    </w:p>
+    <w:p>
+      <w:pPr>
+        <w:shd w:fill="F2F2F2" w:val="clear"/>
+        <w:spacing w:after="160" w:before="60"/>
+      </w:pPr>
+      <w:r>
+        <w:rPr>
+          <w:rFonts w:ascii="Consolas" w:cs="Consolas" w:eastAsia="Consolas" w:hAnsi="Consolas"/>
+          <w:sz w:val="18"/>
+          <w:szCs w:val="18"/>
+        </w:rPr>
+        <w:t xml:space="preserve">EMAIL_CC = "fulano@marvin.com.br;ciclano@marvin.com.br"  # em monitor.py</w:t>
+      </w:r>
+    </w:p>
+    <w:p>
+      <w:pPr>
+        <w:spacing w:after="120"/>
+      </w:pPr>
+      <w:r>
+        <w:t xml:space="preserve">Adicionar destinatário no ClickUp (cloud):</w:t>
+      </w:r>
+    </w:p>
+    <w:p>
+      <w:pPr>
+        <w:spacing w:after="120"/>
+      </w:pPr>
+      <w:r>
+        <w:t xml:space="preserve">No GitHub → Settings → Secrets and variables → Actions → editar CLICKUP_ASSIGNEE_IDS para incluir o user_id adicional, separado por vírgula. Ex.: "112137833,222333444".</w:t>
       </w:r>
     </w:p>
     <w:p>
@@ -1410,7 +2242,7 @@
           <w:sz w:val="22"/>
           <w:szCs w:val="22"/>
         </w:rPr>
-        <w:t xml:space="preserve">Atividades — Fase futura (credores)</w:t>
+        <w:t xml:space="preserve">Sugestão inicial de destinatários (a validar)</w:t>
       </w:r>
     </w:p>
     <w:p>
@@ -1423,7 +2255,7 @@
         <w:spacing w:after="80"/>
       </w:pPr>
       <w:r>
-        <w:t xml:space="preserve">Avaliar se vale dar acesso direto aos credores (Electrolux, bancos, FIDCs, seguradoras) aos alertas relativos aos seus devedores específicos.</w:t>
+        <w:t xml:space="preserve">Head de Risco — todos os alertas.</w:t>
       </w:r>
     </w:p>
     <w:p>
@@ -1436,55 +2268,20 @@
         <w:spacing w:after="80"/>
       </w:pPr>
       <w:r>
-        <w:t xml:space="preserve">Caminho recomendado: NÃO enviar por e-mail (risco de vazamento de informação cruzada). Em vez disso, expor via widget no dashboard de cada credor — Fase 3.</w:t>
-      </w:r>
-    </w:p>
-    <w:p>
-      <w:pPr>
-        <w:pStyle w:val="Heading3"/>
-        <w:spacing w:after="100" w:before="180"/>
-      </w:pPr>
-      <w:r>
-        <w:rPr>
-          <w:b/>
-          <w:bCs/>
-          <w:color w:val="1F3864"/>
-          <w:sz w:val="22"/>
-          <w:szCs w:val="22"/>
-        </w:rPr>
-        <w:t xml:space="preserve">Owner</w:t>
-      </w:r>
-    </w:p>
-    <w:p>
-      <w:pPr>
-        <w:spacing w:after="120"/>
-      </w:pPr>
-      <w:r>
-        <w:t xml:space="preserve">Maria Vitória.</w:t>
-      </w:r>
-    </w:p>
-    <w:p>
-      <w:pPr>
-        <w:pStyle w:val="Heading3"/>
-        <w:spacing w:after="100" w:before="180"/>
-      </w:pPr>
-      <w:r>
-        <w:rPr>
-          <w:b/>
-          <w:bCs/>
-          <w:color w:val="1F3864"/>
-          <w:sz w:val="22"/>
-          <w:szCs w:val="22"/>
-        </w:rPr>
-        <w:t xml:space="preserve">Prazo</w:t>
-      </w:r>
-    </w:p>
-    <w:p>
-      <w:pPr>
-        <w:spacing w:after="120"/>
-      </w:pPr>
-      <w:r>
-        <w:t xml:space="preserve">Semana 1-2 (interno). Credores: pós-Fase 3.</w:t>
+        <w:t xml:space="preserve">Analistas de Risco que cobrem a carteira — todos os alertas.</w:t>
+      </w:r>
+    </w:p>
+    <w:p>
+      <w:pPr>
+        <w:pStyle w:val="ListParagraph"/>
+        <w:numPr>
+          <w:ilvl w:val="0"/>
+          <w:numId w:val="2"/>
+        </w:numPr>
+        <w:spacing w:after="80"/>
+      </w:pPr>
+      <w:r>
+        <w:t xml:space="preserve">COO ou comitê executivo — apenas alertas mais críticos (filtro futuro via tag específica).</w:t>
       </w:r>
     </w:p>
     <w:p>
@@ -1538,7 +2335,7 @@
               <w:t xml:space="preserve">Nota: </w:t>
             </w:r>
             <w:r>
-              <w:t xml:space="preserve">Antes de configurar destinatários adicionais, alinhar com cada um se aceitam receber alertas diários (incluindo os "sem novidades" do e-mail verde). Quem quiser apenas eventos críticos pode receber só o ClickUp filtrado por tag "alta".</w:t>
+              <w:t xml:space="preserve">Confirmar com cada destinatário se aceita receber o canal diário antes de adicioná-lo. Quem quiser apenas eventos críticos pode filtrar a lista no ClickUp por tags específicas.</w:t>
             </w:r>
           </w:p>
         </w:tc>
@@ -1565,7 +2362,7 @@
         <w:spacing w:after="120"/>
       </w:pPr>
       <w:r>
-        <w:t xml:space="preserve">Objetivo: garantir que o sistema continua útil ao longo do tempo, com manutenção previsível.</w:t>
+        <w:t xml:space="preserve">Garantir manutenção previsível, métricas de saúde e ciclos de revisão.</w:t>
       </w:r>
     </w:p>
     <w:p>
@@ -1724,7 +2521,7 @@
                 <w:sz w:val="18"/>
                 <w:szCs w:val="18"/>
               </w:rPr>
-              <w:t xml:space="preserve">Revisão da watchlist (entrada/saída de devedor)</w:t>
+              <w:t xml:space="preserve">Revisão da watchlist (entrada e saída de devedor)</w:t>
             </w:r>
           </w:p>
         </w:tc>
@@ -1813,7 +2610,7 @@
                 <w:sz w:val="18"/>
                 <w:szCs w:val="18"/>
               </w:rPr>
-              <w:t xml:space="preserve">Triagem dos alertas do mês (eventos de alta materialidade)</w:t>
+              <w:t xml:space="preserve">Triagem dos alertas do mês</w:t>
             </w:r>
           </w:p>
         </w:tc>
@@ -1991,7 +2788,7 @@
                 <w:sz w:val="18"/>
                 <w:szCs w:val="18"/>
               </w:rPr>
-              <w:t xml:space="preserve">Revisão de termos críticos / regras de classificação</w:t>
+              <w:t xml:space="preserve">Atualização da documentação no GitHub</w:t>
             </w:r>
           </w:p>
         </w:tc>
@@ -2019,7 +2816,7 @@
                 <w:sz w:val="18"/>
                 <w:szCs w:val="18"/>
               </w:rPr>
-              <w:t xml:space="preserve">Semestral</w:t>
+              <w:t xml:space="preserve">Conforme necessário</w:t>
             </w:r>
           </w:p>
         </w:tc>
@@ -2048,95 +2845,6 @@
                 <w:szCs w:val="18"/>
               </w:rPr>
               <w:t xml:space="preserve">Maria Vitória</w:t>
-            </w:r>
-          </w:p>
-        </w:tc>
-      </w:tr>
-      <w:tr>
-        <w:trPr>
-          <w:tblHeader w:val="false"/>
-        </w:trPr>
-        <w:tc>
-          <w:tcPr>
-            <w:tcW w:type="dxa" w:w="4000"/>
-            <w:tcBorders>
-              <w:top w:val="single" w:color="BFBFBF" w:sz="4"/>
-              <w:left w:val="single" w:color="BFBFBF" w:sz="4"/>
-              <w:bottom w:val="single" w:color="BFBFBF" w:sz="4"/>
-              <w:right w:val="single" w:color="BFBFBF" w:sz="4"/>
-            </w:tcBorders>
-            <w:tcMar>
-              <w:top w:type="dxa" w:w="80"/>
-              <w:left w:type="dxa" w:w="120"/>
-              <w:bottom w:type="dxa" w:w="80"/>
-              <w:right w:type="dxa" w:w="120"/>
-            </w:tcMar>
-          </w:tcPr>
-          <w:p>
-            <w:r>
-              <w:rPr>
-                <w:b w:val="false"/>
-                <w:bCs w:val="false"/>
-                <w:sz w:val="18"/>
-                <w:szCs w:val="18"/>
-              </w:rPr>
-              <w:t xml:space="preserve">Backup operacional — pessoa treinada como sucessor</w:t>
-            </w:r>
-          </w:p>
-        </w:tc>
-        <w:tc>
-          <w:tcPr>
-            <w:tcW w:type="dxa" w:w="2360"/>
-            <w:tcBorders>
-              <w:top w:val="single" w:color="BFBFBF" w:sz="4"/>
-              <w:left w:val="single" w:color="BFBFBF" w:sz="4"/>
-              <w:bottom w:val="single" w:color="BFBFBF" w:sz="4"/>
-              <w:right w:val="single" w:color="BFBFBF" w:sz="4"/>
-            </w:tcBorders>
-            <w:tcMar>
-              <w:top w:type="dxa" w:w="80"/>
-              <w:left w:type="dxa" w:w="120"/>
-              <w:bottom w:type="dxa" w:w="80"/>
-              <w:right w:type="dxa" w:w="120"/>
-            </w:tcMar>
-          </w:tcPr>
-          <w:p>
-            <w:r>
-              <w:rPr>
-                <w:b w:val="false"/>
-                <w:bCs w:val="false"/>
-                <w:sz w:val="18"/>
-                <w:szCs w:val="18"/>
-              </w:rPr>
-              <w:t xml:space="preserve">Permanente</w:t>
-            </w:r>
-          </w:p>
-        </w:tc>
-        <w:tc>
-          <w:tcPr>
-            <w:tcW w:type="dxa" w:w="3000"/>
-            <w:tcBorders>
-              <w:top w:val="single" w:color="BFBFBF" w:sz="4"/>
-              <w:left w:val="single" w:color="BFBFBF" w:sz="4"/>
-              <w:bottom w:val="single" w:color="BFBFBF" w:sz="4"/>
-              <w:right w:val="single" w:color="BFBFBF" w:sz="4"/>
-            </w:tcBorders>
-            <w:tcMar>
-              <w:top w:type="dxa" w:w="80"/>
-              <w:left w:type="dxa" w:w="120"/>
-              <w:bottom w:type="dxa" w:w="80"/>
-              <w:right w:type="dxa" w:w="120"/>
-            </w:tcMar>
-          </w:tcPr>
-          <w:p>
-            <w:r>
-              <w:rPr>
-                <w:b w:val="false"/>
-                <w:bCs w:val="false"/>
-                <w:sz w:val="18"/>
-                <w:szCs w:val="18"/>
-              </w:rPr>
-              <w:t xml:space="preserve">Head de Risco</w:t>
             </w:r>
           </w:p>
         </w:tc>
@@ -2155,7 +2863,7 @@
           <w:sz w:val="22"/>
           <w:szCs w:val="22"/>
         </w:rPr>
-        <w:t xml:space="preserve">SLA de resposta</w:t>
+        <w:t xml:space="preserve">Métricas de saúde</w:t>
       </w:r>
     </w:p>
     <w:p>
@@ -2168,7 +2876,7 @@
         <w:spacing w:after="80"/>
       </w:pPr>
       <w:r>
-        <w:t xml:space="preserve">Evento de materialidade alta com termos críticos (RJ, covenant, auditor): triagem em até 4h úteis.</w:t>
+        <w:t xml:space="preserve">Uptime do cron do GitHub Actions — meta acima de 95% dos dias úteis.</w:t>
       </w:r>
     </w:p>
     <w:p>
@@ -2181,7 +2889,7 @@
         <w:spacing w:after="80"/>
       </w:pPr>
       <w:r>
-        <w:t xml:space="preserve">Evento de materialidade alta sem termos críticos: triagem no mesmo dia útil.</w:t>
+        <w:t xml:space="preserve">Latência média de detecção entre publicação na CVM e alerta no ClickUp — meta D+1.</w:t>
       </w:r>
     </w:p>
     <w:p>
@@ -2194,7 +2902,7 @@
         <w:spacing w:after="80"/>
       </w:pPr>
       <w:r>
-        <w:t xml:space="preserve">Evento de materialidade média: triagem em até 2 dias úteis.</w:t>
+        <w:t xml:space="preserve">Volume mensal de eventos detectados e empresas com eventos.</w:t>
       </w:r>
     </w:p>
     <w:p>
@@ -2207,75 +2915,7 @@
         <w:spacing w:after="80"/>
       </w:pPr>
       <w:r>
-        <w:t xml:space="preserve">Evento de materialidade baixa: revisão no batch semanal.</w:t>
-      </w:r>
-    </w:p>
-    <w:p>
-      <w:pPr>
-        <w:pStyle w:val="Heading3"/>
-        <w:spacing w:after="100" w:before="180"/>
-      </w:pPr>
-      <w:r>
-        <w:rPr>
-          <w:b/>
-          <w:bCs/>
-          <w:color w:val="1F3864"/>
-          <w:sz w:val="22"/>
-          <w:szCs w:val="22"/>
-        </w:rPr>
-        <w:t xml:space="preserve">Métricas de saúde do sistema</w:t>
-      </w:r>
-    </w:p>
-    <w:p>
-      <w:pPr>
-        <w:pStyle w:val="ListParagraph"/>
-        <w:numPr>
-          <w:ilvl w:val="0"/>
-          <w:numId w:val="2"/>
-        </w:numPr>
-        <w:spacing w:after="80"/>
-      </w:pPr>
-      <w:r>
-        <w:t xml:space="preserve">Uptime do cron GitHub Actions (meta: &gt;95% dos dias úteis).</w:t>
-      </w:r>
-    </w:p>
-    <w:p>
-      <w:pPr>
-        <w:pStyle w:val="ListParagraph"/>
-        <w:numPr>
-          <w:ilvl w:val="0"/>
-          <w:numId w:val="2"/>
-        </w:numPr>
-        <w:spacing w:after="80"/>
-      </w:pPr>
-      <w:r>
-        <w:t xml:space="preserve">Latência média de detecção (publicação CVM → alerta): meta D+1.</w:t>
-      </w:r>
-    </w:p>
-    <w:p>
-      <w:pPr>
-        <w:pStyle w:val="ListParagraph"/>
-        <w:numPr>
-          <w:ilvl w:val="0"/>
-          <w:numId w:val="2"/>
-        </w:numPr>
-        <w:spacing w:after="80"/>
-      </w:pPr>
-      <w:r>
-        <w:t xml:space="preserve">Falso positivo (alerta sem relevância): meta &lt; 15%.</w:t>
-      </w:r>
-    </w:p>
-    <w:p>
-      <w:pPr>
-        <w:pStyle w:val="ListParagraph"/>
-        <w:numPr>
-          <w:ilvl w:val="0"/>
-          <w:numId w:val="2"/>
-        </w:numPr>
-        <w:spacing w:after="80"/>
-      </w:pPr>
-      <w:r>
-        <w:t xml:space="preserve">Falso negativo (evento crítico não capturado): meta &lt; 5%, medido por auditoria trimestral.</w:t>
+        <w:t xml:space="preserve">Auditoria trimestral comparando uma amostra do que o sistema captou vs. levantamento manual no portal da CVM.</w:t>
       </w:r>
     </w:p>
     <w:p>
@@ -2320,7 +2960,7 @@
         <w:spacing w:after="80"/>
       </w:pPr>
       <w:r>
-        <w:t xml:space="preserve">Hoje só cobrimos os 5 listados na CVM. Os outros 15 devedores (Pernambucanas, Fast Shop, Bodytech, etc.) ficam fora deste canal.</w:t>
+        <w:t xml:space="preserve">Cobertura atual deixa 15 dos 20 devedores fora do canal (apenas listados na CVM são vistos).</w:t>
       </w:r>
     </w:p>
     <w:p>
@@ -2333,7 +2973,7 @@
         <w:spacing w:after="80"/>
       </w:pPr>
       <w:r>
-        <w:t xml:space="preserve">Solução: integrar com DataJud (CNJ — ações judiciais) e DOU (Imprensa Nacional — publicações oficiais).</w:t>
+        <w:t xml:space="preserve">Solução: integração com DataJud (Conselho Nacional de Justiça — base de processos judiciais) e DOU (Imprensa Nacional — publicações oficiais).</w:t>
       </w:r>
     </w:p>
     <w:p>
@@ -2359,7 +2999,7 @@
         <w:spacing w:after="80"/>
       </w:pPr>
       <w:r>
-        <w:t xml:space="preserve">Prazo sugerido: meses 2-3.</w:t>
+        <w:t xml:space="preserve">Prazo sugerido: Mês 3.</w:t>
       </w:r>
     </w:p>
     <w:p>
@@ -2375,7 +3015,7 @@
           <w:sz w:val="22"/>
           <w:szCs w:val="22"/>
         </w:rPr>
-        <w:t xml:space="preserve">Fase 2B — Classificação por LLM</w:t>
+        <w:t xml:space="preserve">Fase 2B — Classificação refinada por LLM (opcional)</w:t>
       </w:r>
     </w:p>
     <w:p>
@@ -2388,7 +3028,7 @@
         <w:spacing w:after="80"/>
       </w:pPr>
       <w:r>
-        <w:t xml:space="preserve">Hoje a materialidade é definida por regras simples (categoria + termos críticos). Funciona, mas tem falsos positivos.</w:t>
+        <w:t xml:space="preserve">Hoje a classificação automática de materialidade foi removida das saídas visíveis para evitar viés interpretativo.</w:t>
       </w:r>
     </w:p>
     <w:p>
@@ -2401,7 +3041,7 @@
         <w:spacing w:after="80"/>
       </w:pPr>
       <w:r>
-        <w:t xml:space="preserve">Solução: usar Claude Haiku ou GPT-4o-mini para classificar a materialidade lendo o assunto do fato relevante com contexto.</w:t>
+        <w:t xml:space="preserve">Caso reativada, evoluiria via modelo de linguagem (Claude Haiku ou GPT-4o-mini) lendo o texto completo do fato relevante e gerando uma síntese — não um juízo de valor binário.</w:t>
       </w:r>
     </w:p>
     <w:p>
@@ -2414,7 +3054,7 @@
         <w:spacing w:after="80"/>
       </w:pPr>
       <w:r>
-        <w:t xml:space="preserve">Custo estimado: R$ 50 a 200 por mês.</w:t>
+        <w:t xml:space="preserve">Custo estimado: R$ 50 a R$ 200 por mês em chamadas de API.</w:t>
       </w:r>
     </w:p>
     <w:p>
@@ -2427,7 +3067,7 @@
         <w:spacing w:after="80"/>
       </w:pPr>
       <w:r>
-        <w:t xml:space="preserve">Esforço: 3 a 5 dias de engenharia.</w:t>
+        <w:t xml:space="preserve">Esforço estimado: 3 a 5 dias de engenharia.</w:t>
       </w:r>
     </w:p>
     <w:p>
@@ -2440,7 +3080,7 @@
         <w:spacing w:after="80"/>
       </w:pPr>
       <w:r>
-        <w:t xml:space="preserve">Prazo sugerido: mês 4.</w:t>
+        <w:t xml:space="preserve">Prazo sugerido: Mês 4 (se reativada).</w:t>
       </w:r>
     </w:p>
     <w:p>
@@ -2469,7 +3109,7 @@
         <w:spacing w:after="80"/>
       </w:pPr>
       <w:r>
-        <w:t xml:space="preserve">Diferencial competitivo: expor os eventos adversos do devedor diretamente no dashboard do credor (ao lado do ICG).</w:t>
+        <w:t xml:space="preserve">Expor os eventos detectados diretamente no dashboard do credor, ao lado do ICG e demais métricas do colateral.</w:t>
       </w:r>
     </w:p>
     <w:p>
@@ -2482,7 +3122,7 @@
         <w:spacing w:after="80"/>
       </w:pPr>
       <w:r>
-        <w:t xml:space="preserve">Quando o credor abre o dashboard da garantia, vê na mesma tela: ICG, performance do colateral, e eventos materiais detectados no devedor.</w:t>
+        <w:t xml:space="preserve">Permite ao credor ter visão integrada: o que está acontecendo com o devedor + como o colateral está performando.</w:t>
       </w:r>
     </w:p>
     <w:p>
@@ -2508,7 +3148,7 @@
         <w:spacing w:after="80"/>
       </w:pPr>
       <w:r>
-        <w:t xml:space="preserve">Prazo sugerido: mês 6.</w:t>
+        <w:t xml:space="preserve">Prazo sugerido: Mês 6.</w:t>
       </w:r>
     </w:p>
     <w:p>
@@ -2524,7 +3164,15 @@
           <w:sz w:val="30"/>
           <w:szCs w:val="30"/>
         </w:rPr>
-        <w:t xml:space="preserve">4. Próximos Passos Imediatos (próximas 2 semanas)</w:t>
+        <w:t xml:space="preserve">4. Próximos Passos Imediatos</w:t>
+      </w:r>
+    </w:p>
+    <w:p>
+      <w:pPr>
+        <w:spacing w:after="120"/>
+      </w:pPr>
+      <w:r>
+        <w:t xml:space="preserve">Para as próximas duas semanas:</w:t>
       </w:r>
     </w:p>
     <w:p>
@@ -2537,7 +3185,7 @@
         <w:spacing w:after="80"/>
       </w:pPr>
       <w:r>
-        <w:t xml:space="preserve">Apresentar o sistema ao Head de Risco — solicitar 15 minutos na próxima reunião 1:1.</w:t>
+        <w:t xml:space="preserve">Apresentar o sistema ao Head de Risco em reunião dedicada de 15 minutos.</w:t>
       </w:r>
     </w:p>
     <w:p>
@@ -2550,7 +3198,7 @@
         <w:spacing w:after="80"/>
       </w:pPr>
       <w:r>
-        <w:t xml:space="preserve">Validar a lista de destinatários adicionais com cada candidato a destinatário.</w:t>
+        <w:t xml:space="preserve">Enviar a comunicação interna usando o modelo em docs/COMUNICACAO-Interna-Anuncio-Canal.md.</w:t>
       </w:r>
     </w:p>
     <w:p>
@@ -2563,7 +3211,7 @@
         <w:spacing w:after="80"/>
       </w:pPr>
       <w:r>
-        <w:t xml:space="preserve">Configurar EMAIL_CC no monitor.py local + atualizar secret CLICKUP_ASSIGNEE_IDS no GitHub.</w:t>
+        <w:t xml:space="preserve">Definir e validar a lista de destinatários adicionais com cada candidato.</w:t>
       </w:r>
     </w:p>
     <w:p>
@@ -2576,7 +3224,7 @@
         <w:spacing w:after="80"/>
       </w:pPr>
       <w:r>
-        <w:t xml:space="preserve">Rodar testes manuais para garantir que os alertas chegam corretamente aos novos destinatários.</w:t>
+        <w:t xml:space="preserve">Configurar EMAIL_CC (local) e atualizar CLICKUP_ASSIGNEE_IDS (cloud) com os novos destinatários.</w:t>
       </w:r>
     </w:p>
     <w:p>
@@ -2589,7 +3237,7 @@
         <w:spacing w:after="80"/>
       </w:pPr>
       <w:r>
-        <w:t xml:space="preserve">Adicionar o CVM Monitor à agenda do comitê de risco mensal.</w:t>
+        <w:t xml:space="preserve">Realizar testes manuais confirmando que os alertas chegam aos novos destinatários.</w:t>
       </w:r>
     </w:p>
     <w:p>
@@ -2602,7 +3250,7 @@
         <w:spacing w:after="80"/>
       </w:pPr>
       <w:r>
-        <w:t xml:space="preserve">Identificar e treinar um operador backup (mínimo 2 sessões de 30 min).</w:t>
+        <w:t xml:space="preserve">Incluir o CVM Monitor na agenda do comitê de risco mensal.</w:t>
       </w:r>
     </w:p>
     <w:p>
@@ -2618,7 +3266,7 @@
           <w:sz w:val="30"/>
           <w:szCs w:val="30"/>
         </w:rPr>
-        <w:t xml:space="preserve">5. Apêndice — Como adicionar novos destinatários</w:t>
+        <w:t xml:space="preserve">5. Apêndice — Configuração de Destinatários</w:t>
       </w:r>
     </w:p>
     <w:p>
@@ -2647,7 +3295,7 @@
         <w:spacing w:after="80"/>
       </w:pPr>
       <w:r>
-        <w:t xml:space="preserve">Abrir o arquivo monitor.py na pasta "Monitoramento - Fatos Relevantes - Monitor" com o Bloco de Notas.</w:t>
+        <w:t xml:space="preserve">Abrir o arquivo monitor.py em 03. LOCAL/ com o Bloco de Notas.</w:t>
       </w:r>
     </w:p>
     <w:p>
@@ -2660,21 +3308,7 @@
         <w:spacing w:after="80"/>
       </w:pPr>
       <w:r>
-        <w:t xml:space="preserve">Localizar a linha próxima ao topo:</w:t>
-      </w:r>
-    </w:p>
-    <w:p>
-      <w:pPr>
-        <w:shd w:fill="F2F2F2" w:val="clear"/>
-        <w:spacing w:after="160" w:before="60"/>
-      </w:pPr>
-      <w:r>
-        <w:rPr>
-          <w:rFonts w:ascii="Consolas" w:cs="Consolas" w:eastAsia="Consolas" w:hAnsi="Consolas"/>
-          <w:sz w:val="18"/>
-          <w:szCs w:val="18"/>
-        </w:rPr>
-        <w:t xml:space="preserve">EMAIL_CC = ""</w:t>
+        <w:t xml:space="preserve">Localizar a constante EMAIL_CC próximo ao topo do arquivo.</w:t>
       </w:r>
     </w:p>
     <w:p>
@@ -2687,15 +3321,7 @@
         <w:spacing w:after="80"/>
       </w:pPr>
       <w:r>
-        <w:t xml:space="preserve">Substituir pelo e-mail desejado (vários separados por ponto-e-vírgula): </w:t>
-      </w:r>
-      <w:r>
-        <w:rPr>
-          <w:rFonts w:ascii="Consolas" w:cs="Consolas" w:eastAsia="Consolas" w:hAnsi="Consolas"/>
-          <w:sz w:val="18"/>
-          <w:szCs w:val="18"/>
-        </w:rPr>
-        <w:t xml:space="preserve">EMAIL_CC = "fulano@marvin.com.br;ciclano@marvin.com.br"</w:t>
+        <w:t xml:space="preserve">Substituir o valor por uma string com os e-mails desejados, separados por ponto-e-vírgula. Exemplo: EMAIL_CC = "fulano@marvin.com.br;ciclano@marvin.com.br"</w:t>
       </w:r>
     </w:p>
     <w:p>
@@ -2708,7 +3334,7 @@
         <w:spacing w:after="80"/>
       </w:pPr>
       <w:r>
-        <w:t xml:space="preserve">Salvar o arquivo (Ctrl+S).</w:t>
+        <w:t xml:space="preserve">Salvar o arquivo.</w:t>
       </w:r>
     </w:p>
     <w:p>
@@ -2721,7 +3347,7 @@
         <w:spacing w:after="80"/>
       </w:pPr>
       <w:r>
-        <w:t xml:space="preserve">Na próxima execução do monitor (login do Windows ou duplo-clique no run_weekly.bat), o e-mail será enviado também para os destinatários em cópia.</w:t>
+        <w:t xml:space="preserve">Próxima execução do monitor (login do Windows ou duplo-clique em run_weekly.bat) já enviará o e-mail também em cópia para os destinatários adicionados.</w:t>
       </w:r>
     </w:p>
     <w:p>
@@ -2737,7 +3363,7 @@
           <w:sz w:val="24"/>
           <w:szCs w:val="24"/>
         </w:rPr>
-        <w:t xml:space="preserve">5.2. ClickUp (monitor cloud no GitHub)</w:t>
+        <w:t xml:space="preserve">5.2. ClickUp (monitor cloud)</w:t>
       </w:r>
     </w:p>
     <w:p>
@@ -2750,7 +3376,7 @@
         <w:spacing w:after="80"/>
       </w:pPr>
       <w:r>
-        <w:t xml:space="preserve">Identificar o User ID do novo destinatário no ClickUp. Avatar → URL: app.clickup.com/.../u/{user_id}.</w:t>
+        <w:t xml:space="preserve">Identificar o user_id do novo destinatário no ClickUp. O ID aparece na URL do perfil (formato app.clickup.com/.../u/{user_id}).</w:t>
       </w:r>
     </w:p>
     <w:p>
@@ -2763,7 +3389,7 @@
         <w:spacing w:after="80"/>
       </w:pPr>
       <w:r>
-        <w:t xml:space="preserve">Abrir o repositório no GitHub: github.com/mavipavan/marvin-cvm-fatos-relevantes.</w:t>
+        <w:t xml:space="preserve">Acessar github.com/marvin-monitoramento/marvin-cvm-fatos-relevantes.</w:t>
       </w:r>
     </w:p>
     <w:p>
@@ -2789,7 +3415,7 @@
         <w:spacing w:after="80"/>
       </w:pPr>
       <w:r>
-        <w:t xml:space="preserve">Editar o secret CLICKUP_ASSIGNEE_IDS, adicionando o novo ID separado por vírgula. Ex.: "112137833,222333444".</w:t>
+        <w:t xml:space="preserve">Editar o secret CLICKUP_ASSIGNEE_IDS, adicionando o novo ID separado por vírgula, sem espaço.</w:t>
       </w:r>
     </w:p>
     <w:p>
@@ -2802,7 +3428,7 @@
         <w:spacing w:after="80"/>
       </w:pPr>
       <w:r>
-        <w:t xml:space="preserve">Save. O próximo run automático (cron das 10h BRT) ou disparo manual já vai atribuir as tasks aos destinatários adicionados.</w:t>
+        <w:t xml:space="preserve">Salvar. O próximo run automático (10h BRT) já atribuirá as tasks aos destinatários atualizados.</w:t>
       </w:r>
     </w:p>
     <w:p>
@@ -2818,46 +3444,15 @@
           <w:sz w:val="24"/>
           <w:szCs w:val="24"/>
         </w:rPr>
-        <w:t xml:space="preserve">5.3. Considerações</w:t>
-      </w:r>
-    </w:p>
-    <w:p>
-      <w:pPr>
-        <w:pStyle w:val="ListParagraph"/>
-        <w:numPr>
-          <w:ilvl w:val="0"/>
-          <w:numId w:val="2"/>
-        </w:numPr>
-        <w:spacing w:after="80"/>
-      </w:pPr>
-      <w:r>
-        <w:t xml:space="preserve">Cada destinatário no ClickUp recebe e-mail automático do próprio ClickUp quando a task é criada — não precisa configurar SMTP.</w:t>
-      </w:r>
-    </w:p>
-    <w:p>
-      <w:pPr>
-        <w:pStyle w:val="ListParagraph"/>
-        <w:numPr>
-          <w:ilvl w:val="0"/>
-          <w:numId w:val="2"/>
-        </w:numPr>
-        <w:spacing w:after="80"/>
-      </w:pPr>
-      <w:r>
-        <w:t xml:space="preserve">Para alguém receber só alertas críticos (alta materialidade), criar um filtro no ClickUp da própria pessoa: filtra a lista "Alertas CVM Fatos Relevantes" por tag "alta".</w:t>
-      </w:r>
-    </w:p>
-    <w:p>
-      <w:pPr>
-        <w:pStyle w:val="ListParagraph"/>
-        <w:numPr>
-          <w:ilvl w:val="0"/>
-          <w:numId w:val="2"/>
-        </w:numPr>
-        <w:spacing w:after="80"/>
-      </w:pPr>
-      <w:r>
-        <w:t xml:space="preserve">Para o e-mail do Outlook ter destinatários por gravidade (ex.: COO só recebe alta), seria necessário ajuste no código — solicitar à Maria Vitória se desejado.</w:t>
+        <w:t xml:space="preserve">5.3. Procedimento de regeneração do token</w:t>
+      </w:r>
+    </w:p>
+    <w:p>
+      <w:pPr>
+        <w:spacing w:after="120"/>
+      </w:pPr>
+      <w:r>
+        <w:t xml:space="preserve">O procedimento completo de regeneração do token ClickUp está documentado em PROCEDIMENTO-Regeneracao-Token-ClickUp.md, tanto no repositório GitHub quanto em 01. Manual/ no OneDrive. Tempo estimado: 10 minutos.</w:t>
       </w:r>
     </w:p>
     <w:p>
@@ -2890,8 +3485,8 @@
       </w:tblPr>
       <w:tblGrid>
         <w:gridCol w:w="4500"/>
-        <w:gridCol w:w="1700"/>
-        <w:gridCol w:w="3160"/>
+        <w:gridCol w:w="1900"/>
+        <w:gridCol w:w="2960"/>
       </w:tblGrid>
       <w:tr>
         <w:trPr>
@@ -2929,7 +3524,7 @@
         </w:tc>
         <w:tc>
           <w:tcPr>
-            <w:tcW w:type="dxa" w:w="1700"/>
+            <w:tcW w:type="dxa" w:w="1900"/>
             <w:tcBorders>
               <w:top w:val="single" w:color="BFBFBF" w:sz="4"/>
               <w:left w:val="single" w:color="BFBFBF" w:sz="4"/>
@@ -2959,7 +3554,7 @@
         </w:tc>
         <w:tc>
           <w:tcPr>
-            <w:tcW w:type="dxa" w:w="3160"/>
+            <w:tcW w:type="dxa" w:w="2960"/>
             <w:tcBorders>
               <w:top w:val="single" w:color="BFBFBF" w:sz="4"/>
               <w:left w:val="single" w:color="BFBFBF" w:sz="4"/>
@@ -3016,13 +3611,13 @@
                 <w:sz w:val="18"/>
                 <w:szCs w:val="18"/>
               </w:rPr>
-              <w:t xml:space="preserve">CVM instável (já visto)</w:t>
-            </w:r>
-          </w:p>
-        </w:tc>
-        <w:tc>
-          <w:tcPr>
-            <w:tcW w:type="dxa" w:w="1700"/>
+              <w:t xml:space="preserve">Instabilidade do portal CVM (já vista)</w:t>
+            </w:r>
+          </w:p>
+        </w:tc>
+        <w:tc>
+          <w:tcPr>
+            <w:tcW w:type="dxa" w:w="1900"/>
             <w:tcBorders>
               <w:top w:val="single" w:color="BFBFBF" w:sz="4"/>
               <w:left w:val="single" w:color="BFBFBF" w:sz="4"/>
@@ -3050,29 +3645,29 @@
         </w:tc>
         <w:tc>
           <w:tcPr>
-            <w:tcW w:type="dxa" w:w="3160"/>
-            <w:tcBorders>
-              <w:top w:val="single" w:color="BFBFBF" w:sz="4"/>
-              <w:left w:val="single" w:color="BFBFBF" w:sz="4"/>
-              <w:bottom w:val="single" w:color="BFBFBF" w:sz="4"/>
-              <w:right w:val="single" w:color="BFBFBF" w:sz="4"/>
-            </w:tcBorders>
-            <w:tcMar>
-              <w:top w:type="dxa" w:w="80"/>
-              <w:left w:type="dxa" w:w="120"/>
-              <w:bottom w:type="dxa" w:w="80"/>
-              <w:right w:type="dxa" w:w="120"/>
-            </w:tcMar>
-          </w:tcPr>
-          <w:p>
-            <w:r>
-              <w:rPr>
-                <w:b w:val="false"/>
-                <w:bCs w:val="false"/>
-                <w:sz w:val="18"/>
-                <w:szCs w:val="18"/>
-              </w:rPr>
-              <w:t xml:space="preserve">Retry com backoff implementado. Redundância local + cloud.</w:t>
+            <w:tcW w:type="dxa" w:w="2960"/>
+            <w:tcBorders>
+              <w:top w:val="single" w:color="BFBFBF" w:sz="4"/>
+              <w:left w:val="single" w:color="BFBFBF" w:sz="4"/>
+              <w:bottom w:val="single" w:color="BFBFBF" w:sz="4"/>
+              <w:right w:val="single" w:color="BFBFBF" w:sz="4"/>
+            </w:tcBorders>
+            <w:tcMar>
+              <w:top w:type="dxa" w:w="80"/>
+              <w:left w:type="dxa" w:w="120"/>
+              <w:bottom w:type="dxa" w:w="80"/>
+              <w:right w:type="dxa" w:w="120"/>
+            </w:tcMar>
+          </w:tcPr>
+          <w:p>
+            <w:r>
+              <w:rPr>
+                <w:b w:val="false"/>
+                <w:bCs w:val="false"/>
+                <w:sz w:val="18"/>
+                <w:szCs w:val="18"/>
+              </w:rPr>
+              <w:t xml:space="preserve">Retry com backoff exponencial implementado + redundância local/cloud</w:t>
             </w:r>
           </w:p>
         </w:tc>
@@ -3105,13 +3700,13 @@
                 <w:sz w:val="18"/>
                 <w:szCs w:val="18"/>
               </w:rPr>
-              <w:t xml:space="preserve">Token ClickUp expirar/ser revogado</w:t>
-            </w:r>
-          </w:p>
-        </w:tc>
-        <w:tc>
-          <w:tcPr>
-            <w:tcW w:type="dxa" w:w="1700"/>
+              <w:t xml:space="preserve">Token ClickUp expirar ou ser revogado</w:t>
+            </w:r>
+          </w:p>
+        </w:tc>
+        <w:tc>
+          <w:tcPr>
+            <w:tcW w:type="dxa" w:w="1900"/>
             <w:tcBorders>
               <w:top w:val="single" w:color="BFBFBF" w:sz="4"/>
               <w:left w:val="single" w:color="BFBFBF" w:sz="4"/>
@@ -3139,29 +3734,29 @@
         </w:tc>
         <w:tc>
           <w:tcPr>
-            <w:tcW w:type="dxa" w:w="3160"/>
-            <w:tcBorders>
-              <w:top w:val="single" w:color="BFBFBF" w:sz="4"/>
-              <w:left w:val="single" w:color="BFBFBF" w:sz="4"/>
-              <w:bottom w:val="single" w:color="BFBFBF" w:sz="4"/>
-              <w:right w:val="single" w:color="BFBFBF" w:sz="4"/>
-            </w:tcBorders>
-            <w:tcMar>
-              <w:top w:type="dxa" w:w="80"/>
-              <w:left w:type="dxa" w:w="120"/>
-              <w:bottom w:type="dxa" w:w="80"/>
-              <w:right w:type="dxa" w:w="120"/>
-            </w:tcMar>
-          </w:tcPr>
-          <w:p>
-            <w:r>
-              <w:rPr>
-                <w:b w:val="false"/>
-                <w:bCs w:val="false"/>
-                <w:sz w:val="18"/>
-                <w:szCs w:val="18"/>
-              </w:rPr>
-              <w:t xml:space="preserve">Documentar no Word de sucessão como regenerar.</w:t>
+            <w:tcW w:type="dxa" w:w="2960"/>
+            <w:tcBorders>
+              <w:top w:val="single" w:color="BFBFBF" w:sz="4"/>
+              <w:left w:val="single" w:color="BFBFBF" w:sz="4"/>
+              <w:bottom w:val="single" w:color="BFBFBF" w:sz="4"/>
+              <w:right w:val="single" w:color="BFBFBF" w:sz="4"/>
+            </w:tcBorders>
+            <w:tcMar>
+              <w:top w:type="dxa" w:w="80"/>
+              <w:left w:type="dxa" w:w="120"/>
+              <w:bottom w:type="dxa" w:w="80"/>
+              <w:right w:type="dxa" w:w="120"/>
+            </w:tcMar>
+          </w:tcPr>
+          <w:p>
+            <w:r>
+              <w:rPr>
+                <w:b w:val="false"/>
+                <w:bCs w:val="false"/>
+                <w:sz w:val="18"/>
+                <w:szCs w:val="18"/>
+              </w:rPr>
+              <w:t xml:space="preserve">Procedimento documentado de regeneração (10 min) versionado no repo</w:t>
             </w:r>
           </w:p>
         </w:tc>
@@ -3194,63 +3789,63 @@
                 <w:sz w:val="18"/>
                 <w:szCs w:val="18"/>
               </w:rPr>
-              <w:t xml:space="preserve">Maria Vitória sair sem backup treinado</w:t>
-            </w:r>
-          </w:p>
-        </w:tc>
-        <w:tc>
-          <w:tcPr>
-            <w:tcW w:type="dxa" w:w="1700"/>
-            <w:tcBorders>
-              <w:top w:val="single" w:color="BFBFBF" w:sz="4"/>
-              <w:left w:val="single" w:color="BFBFBF" w:sz="4"/>
-              <w:bottom w:val="single" w:color="BFBFBF" w:sz="4"/>
-              <w:right w:val="single" w:color="BFBFBF" w:sz="4"/>
-            </w:tcBorders>
-            <w:tcMar>
-              <w:top w:type="dxa" w:w="80"/>
-              <w:left w:type="dxa" w:w="120"/>
-              <w:bottom w:type="dxa" w:w="80"/>
-              <w:right w:type="dxa" w:w="120"/>
-            </w:tcMar>
-          </w:tcPr>
-          <w:p>
-            <w:r>
-              <w:rPr>
-                <w:b w:val="false"/>
-                <w:bCs w:val="false"/>
-                <w:sz w:val="18"/>
-                <w:szCs w:val="18"/>
-              </w:rPr>
-              <w:t xml:space="preserve">Alta</w:t>
-            </w:r>
-          </w:p>
-        </w:tc>
-        <w:tc>
-          <w:tcPr>
-            <w:tcW w:type="dxa" w:w="3160"/>
-            <w:tcBorders>
-              <w:top w:val="single" w:color="BFBFBF" w:sz="4"/>
-              <w:left w:val="single" w:color="BFBFBF" w:sz="4"/>
-              <w:bottom w:val="single" w:color="BFBFBF" w:sz="4"/>
-              <w:right w:val="single" w:color="BFBFBF" w:sz="4"/>
-            </w:tcBorders>
-            <w:tcMar>
-              <w:top w:type="dxa" w:w="80"/>
-              <w:left w:type="dxa" w:w="120"/>
-              <w:bottom w:type="dxa" w:w="80"/>
-              <w:right w:type="dxa" w:w="120"/>
-            </w:tcMar>
-          </w:tcPr>
-          <w:p>
-            <w:r>
-              <w:rPr>
-                <w:b w:val="false"/>
-                <w:bCs w:val="false"/>
-                <w:sz w:val="18"/>
-                <w:szCs w:val="18"/>
-              </w:rPr>
-              <w:t xml:space="preserve">WS1 prevê backup operacional como prioridade.</w:t>
+              <w:t xml:space="preserve">Saída sem backup treinado</w:t>
+            </w:r>
+          </w:p>
+        </w:tc>
+        <w:tc>
+          <w:tcPr>
+            <w:tcW w:type="dxa" w:w="1900"/>
+            <w:tcBorders>
+              <w:top w:val="single" w:color="BFBFBF" w:sz="4"/>
+              <w:left w:val="single" w:color="BFBFBF" w:sz="4"/>
+              <w:bottom w:val="single" w:color="BFBFBF" w:sz="4"/>
+              <w:right w:val="single" w:color="BFBFBF" w:sz="4"/>
+            </w:tcBorders>
+            <w:tcMar>
+              <w:top w:type="dxa" w:w="80"/>
+              <w:left w:type="dxa" w:w="120"/>
+              <w:bottom w:type="dxa" w:w="80"/>
+              <w:right w:type="dxa" w:w="120"/>
+            </w:tcMar>
+          </w:tcPr>
+          <w:p>
+            <w:r>
+              <w:rPr>
+                <w:b w:val="false"/>
+                <w:bCs w:val="false"/>
+                <w:sz w:val="18"/>
+                <w:szCs w:val="18"/>
+              </w:rPr>
+              <w:t xml:space="preserve">Aceito conscientemente</w:t>
+            </w:r>
+          </w:p>
+        </w:tc>
+        <w:tc>
+          <w:tcPr>
+            <w:tcW w:type="dxa" w:w="2960"/>
+            <w:tcBorders>
+              <w:top w:val="single" w:color="BFBFBF" w:sz="4"/>
+              <w:left w:val="single" w:color="BFBFBF" w:sz="4"/>
+              <w:bottom w:val="single" w:color="BFBFBF" w:sz="4"/>
+              <w:right w:val="single" w:color="BFBFBF" w:sz="4"/>
+            </w:tcBorders>
+            <w:tcMar>
+              <w:top w:type="dxa" w:w="80"/>
+              <w:left w:type="dxa" w:w="120"/>
+              <w:bottom w:type="dxa" w:w="80"/>
+              <w:right w:type="dxa" w:w="120"/>
+            </w:tcMar>
+          </w:tcPr>
+          <w:p>
+            <w:r>
+              <w:rPr>
+                <w:b w:val="false"/>
+                <w:bCs w:val="false"/>
+                <w:sz w:val="18"/>
+                <w:szCs w:val="18"/>
+              </w:rPr>
+              <w:t xml:space="preserve">Risco assumido por decisão deliberada — revisitar quando houver expansão do time</w:t>
             </w:r>
           </w:p>
         </w:tc>
@@ -3283,13 +3878,13 @@
                 <w:sz w:val="18"/>
                 <w:szCs w:val="18"/>
               </w:rPr>
-              <w:t xml:space="preserve">Falso positivo gerar fadiga de alerta</w:t>
-            </w:r>
-          </w:p>
-        </w:tc>
-        <w:tc>
-          <w:tcPr>
-            <w:tcW w:type="dxa" w:w="1700"/>
+              <w:t xml:space="preserve">Fadiga de alerta no time</w:t>
+            </w:r>
+          </w:p>
+        </w:tc>
+        <w:tc>
+          <w:tcPr>
+            <w:tcW w:type="dxa" w:w="1900"/>
             <w:tcBorders>
               <w:top w:val="single" w:color="BFBFBF" w:sz="4"/>
               <w:left w:val="single" w:color="BFBFBF" w:sz="4"/>
@@ -3317,29 +3912,29 @@
         </w:tc>
         <w:tc>
           <w:tcPr>
-            <w:tcW w:type="dxa" w:w="3160"/>
-            <w:tcBorders>
-              <w:top w:val="single" w:color="BFBFBF" w:sz="4"/>
-              <w:left w:val="single" w:color="BFBFBF" w:sz="4"/>
-              <w:bottom w:val="single" w:color="BFBFBF" w:sz="4"/>
-              <w:right w:val="single" w:color="BFBFBF" w:sz="4"/>
-            </w:tcBorders>
-            <w:tcMar>
-              <w:top w:type="dxa" w:w="80"/>
-              <w:left w:type="dxa" w:w="120"/>
-              <w:bottom w:type="dxa" w:w="80"/>
-              <w:right w:type="dxa" w:w="120"/>
-            </w:tcMar>
-          </w:tcPr>
-          <w:p>
-            <w:r>
-              <w:rPr>
-                <w:b w:val="false"/>
-                <w:bCs w:val="false"/>
-                <w:sz w:val="18"/>
-                <w:szCs w:val="18"/>
-              </w:rPr>
-              <w:t xml:space="preserve">Fase 2B (LLM) reduz. Triagem por tag "alta" no ClickUp também.</w:t>
+            <w:tcW w:type="dxa" w:w="2960"/>
+            <w:tcBorders>
+              <w:top w:val="single" w:color="BFBFBF" w:sz="4"/>
+              <w:left w:val="single" w:color="BFBFBF" w:sz="4"/>
+              <w:bottom w:val="single" w:color="BFBFBF" w:sz="4"/>
+              <w:right w:val="single" w:color="BFBFBF" w:sz="4"/>
+            </w:tcBorders>
+            <w:tcMar>
+              <w:top w:type="dxa" w:w="80"/>
+              <w:left w:type="dxa" w:w="120"/>
+              <w:bottom w:type="dxa" w:w="80"/>
+              <w:right w:type="dxa" w:w="120"/>
+            </w:tcMar>
+          </w:tcPr>
+          <w:p>
+            <w:r>
+              <w:rPr>
+                <w:b w:val="false"/>
+                <w:bCs w:val="false"/>
+                <w:sz w:val="18"/>
+                <w:szCs w:val="18"/>
+              </w:rPr>
+              <w:t xml:space="preserve">Classificação automática removida; filtros podem ser aplicados por tag no ClickUp</w:t>
             </w:r>
           </w:p>
         </w:tc>
@@ -3372,63 +3967,63 @@
                 <w:sz w:val="18"/>
                 <w:szCs w:val="18"/>
               </w:rPr>
-              <w:t xml:space="preserve">GitHub Actions ficar fora do free tier</w:t>
-            </w:r>
-          </w:p>
-        </w:tc>
-        <w:tc>
-          <w:tcPr>
-            <w:tcW w:type="dxa" w:w="1700"/>
-            <w:tcBorders>
-              <w:top w:val="single" w:color="BFBFBF" w:sz="4"/>
-              <w:left w:val="single" w:color="BFBFBF" w:sz="4"/>
-              <w:bottom w:val="single" w:color="BFBFBF" w:sz="4"/>
-              <w:right w:val="single" w:color="BFBFBF" w:sz="4"/>
-            </w:tcBorders>
-            <w:tcMar>
-              <w:top w:type="dxa" w:w="80"/>
-              <w:left w:type="dxa" w:w="120"/>
-              <w:bottom w:type="dxa" w:w="80"/>
-              <w:right w:type="dxa" w:w="120"/>
-            </w:tcMar>
-          </w:tcPr>
-          <w:p>
-            <w:r>
-              <w:rPr>
-                <w:b w:val="false"/>
-                <w:bCs w:val="false"/>
-                <w:sz w:val="18"/>
-                <w:szCs w:val="18"/>
-              </w:rPr>
-              <w:t xml:space="preserve">Baixa</w:t>
-            </w:r>
-          </w:p>
-        </w:tc>
-        <w:tc>
-          <w:tcPr>
-            <w:tcW w:type="dxa" w:w="3160"/>
-            <w:tcBorders>
-              <w:top w:val="single" w:color="BFBFBF" w:sz="4"/>
-              <w:left w:val="single" w:color="BFBFBF" w:sz="4"/>
-              <w:bottom w:val="single" w:color="BFBFBF" w:sz="4"/>
-              <w:right w:val="single" w:color="BFBFBF" w:sz="4"/>
-            </w:tcBorders>
-            <w:tcMar>
-              <w:top w:type="dxa" w:w="80"/>
-              <w:left w:type="dxa" w:w="120"/>
-              <w:bottom w:type="dxa" w:w="80"/>
-              <w:right w:type="dxa" w:w="120"/>
-            </w:tcMar>
-          </w:tcPr>
-          <w:p>
-            <w:r>
-              <w:rPr>
-                <w:b w:val="false"/>
-                <w:bCs w:val="false"/>
-                <w:sz w:val="18"/>
-                <w:szCs w:val="18"/>
-              </w:rPr>
-              <w:t xml:space="preserve">Consumo atual ~60 min/mês vs. 2000 min disponíveis.</w:t>
+              <w:t xml:space="preserve">Devedor sair da carteira sem watchlist ser atualizada</w:t>
+            </w:r>
+          </w:p>
+        </w:tc>
+        <w:tc>
+          <w:tcPr>
+            <w:tcW w:type="dxa" w:w="1900"/>
+            <w:tcBorders>
+              <w:top w:val="single" w:color="BFBFBF" w:sz="4"/>
+              <w:left w:val="single" w:color="BFBFBF" w:sz="4"/>
+              <w:bottom w:val="single" w:color="BFBFBF" w:sz="4"/>
+              <w:right w:val="single" w:color="BFBFBF" w:sz="4"/>
+            </w:tcBorders>
+            <w:tcMar>
+              <w:top w:type="dxa" w:w="80"/>
+              <w:left w:type="dxa" w:w="120"/>
+              <w:bottom w:type="dxa" w:w="80"/>
+              <w:right w:type="dxa" w:w="120"/>
+            </w:tcMar>
+          </w:tcPr>
+          <w:p>
+            <w:r>
+              <w:rPr>
+                <w:b w:val="false"/>
+                <w:bCs w:val="false"/>
+                <w:sz w:val="18"/>
+                <w:szCs w:val="18"/>
+              </w:rPr>
+              <w:t xml:space="preserve">Média</w:t>
+            </w:r>
+          </w:p>
+        </w:tc>
+        <w:tc>
+          <w:tcPr>
+            <w:tcW w:type="dxa" w:w="2960"/>
+            <w:tcBorders>
+              <w:top w:val="single" w:color="BFBFBF" w:sz="4"/>
+              <w:left w:val="single" w:color="BFBFBF" w:sz="4"/>
+              <w:bottom w:val="single" w:color="BFBFBF" w:sz="4"/>
+              <w:right w:val="single" w:color="BFBFBF" w:sz="4"/>
+            </w:tcBorders>
+            <w:tcMar>
+              <w:top w:type="dxa" w:w="80"/>
+              <w:left w:type="dxa" w:w="120"/>
+              <w:bottom w:type="dxa" w:w="80"/>
+              <w:right w:type="dxa" w:w="120"/>
+            </w:tcMar>
+          </w:tcPr>
+          <w:p>
+            <w:r>
+              <w:rPr>
+                <w:b w:val="false"/>
+                <w:bCs w:val="false"/>
+                <w:sz w:val="18"/>
+                <w:szCs w:val="18"/>
+              </w:rPr>
+              <w:t xml:space="preserve">Rotina mensal de revisão prevista em WS3</w:t>
             </w:r>
           </w:p>
         </w:tc>
@@ -3461,63 +4056,63 @@
                 <w:sz w:val="18"/>
                 <w:szCs w:val="18"/>
               </w:rPr>
-              <w:t xml:space="preserve">Algum devedor sair da carteira sem watchlist ser atualizada</w:t>
-            </w:r>
-          </w:p>
-        </w:tc>
-        <w:tc>
-          <w:tcPr>
-            <w:tcW w:type="dxa" w:w="1700"/>
-            <w:tcBorders>
-              <w:top w:val="single" w:color="BFBFBF" w:sz="4"/>
-              <w:left w:val="single" w:color="BFBFBF" w:sz="4"/>
-              <w:bottom w:val="single" w:color="BFBFBF" w:sz="4"/>
-              <w:right w:val="single" w:color="BFBFBF" w:sz="4"/>
-            </w:tcBorders>
-            <w:tcMar>
-              <w:top w:type="dxa" w:w="80"/>
-              <w:left w:type="dxa" w:w="120"/>
-              <w:bottom w:type="dxa" w:w="80"/>
-              <w:right w:type="dxa" w:w="120"/>
-            </w:tcMar>
-          </w:tcPr>
-          <w:p>
-            <w:r>
-              <w:rPr>
-                <w:b w:val="false"/>
-                <w:bCs w:val="false"/>
-                <w:sz w:val="18"/>
-                <w:szCs w:val="18"/>
-              </w:rPr>
-              <w:t xml:space="preserve">Média</w:t>
-            </w:r>
-          </w:p>
-        </w:tc>
-        <w:tc>
-          <w:tcPr>
-            <w:tcW w:type="dxa" w:w="3160"/>
-            <w:tcBorders>
-              <w:top w:val="single" w:color="BFBFBF" w:sz="4"/>
-              <w:left w:val="single" w:color="BFBFBF" w:sz="4"/>
-              <w:bottom w:val="single" w:color="BFBFBF" w:sz="4"/>
-              <w:right w:val="single" w:color="BFBFBF" w:sz="4"/>
-            </w:tcBorders>
-            <w:tcMar>
-              <w:top w:type="dxa" w:w="80"/>
-              <w:left w:type="dxa" w:w="120"/>
-              <w:bottom w:type="dxa" w:w="80"/>
-              <w:right w:type="dxa" w:w="120"/>
-            </w:tcMar>
-          </w:tcPr>
-          <w:p>
-            <w:r>
-              <w:rPr>
-                <w:b w:val="false"/>
-                <w:bCs w:val="false"/>
-                <w:sz w:val="18"/>
-                <w:szCs w:val="18"/>
-              </w:rPr>
-              <w:t xml:space="preserve">Rotina mensal de revisão da watchlist (WS3).</w:t>
+              <w:t xml:space="preserve">Cobertura limitada (apenas listados)</w:t>
+            </w:r>
+          </w:p>
+        </w:tc>
+        <w:tc>
+          <w:tcPr>
+            <w:tcW w:type="dxa" w:w="1900"/>
+            <w:tcBorders>
+              <w:top w:val="single" w:color="BFBFBF" w:sz="4"/>
+              <w:left w:val="single" w:color="BFBFBF" w:sz="4"/>
+              <w:bottom w:val="single" w:color="BFBFBF" w:sz="4"/>
+              <w:right w:val="single" w:color="BFBFBF" w:sz="4"/>
+            </w:tcBorders>
+            <w:tcMar>
+              <w:top w:type="dxa" w:w="80"/>
+              <w:left w:type="dxa" w:w="120"/>
+              <w:bottom w:type="dxa" w:w="80"/>
+              <w:right w:type="dxa" w:w="120"/>
+            </w:tcMar>
+          </w:tcPr>
+          <w:p>
+            <w:r>
+              <w:rPr>
+                <w:b w:val="false"/>
+                <w:bCs w:val="false"/>
+                <w:sz w:val="18"/>
+                <w:szCs w:val="18"/>
+              </w:rPr>
+              <w:t xml:space="preserve">Conhecida</w:t>
+            </w:r>
+          </w:p>
+        </w:tc>
+        <w:tc>
+          <w:tcPr>
+            <w:tcW w:type="dxa" w:w="2960"/>
+            <w:tcBorders>
+              <w:top w:val="single" w:color="BFBFBF" w:sz="4"/>
+              <w:left w:val="single" w:color="BFBFBF" w:sz="4"/>
+              <w:bottom w:val="single" w:color="BFBFBF" w:sz="4"/>
+              <w:right w:val="single" w:color="BFBFBF" w:sz="4"/>
+            </w:tcBorders>
+            <w:tcMar>
+              <w:top w:type="dxa" w:w="80"/>
+              <w:left w:type="dxa" w:w="120"/>
+              <w:bottom w:type="dxa" w:w="80"/>
+              <w:right w:type="dxa" w:w="120"/>
+            </w:tcMar>
+          </w:tcPr>
+          <w:p>
+            <w:r>
+              <w:rPr>
+                <w:b w:val="false"/>
+                <w:bCs w:val="false"/>
+                <w:sz w:val="18"/>
+                <w:szCs w:val="18"/>
+              </w:rPr>
+              <w:t xml:space="preserve">Fase 2A endereça via DataJud + DOU</w:t>
             </w:r>
           </w:p>
         </w:tc>
@@ -3536,7 +4131,7 @@
           <w:sz w:val="30"/>
           <w:szCs w:val="30"/>
         </w:rPr>
-        <w:t xml:space="preserve">7. Como Mediremos Sucesso</w:t>
+        <w:t xml:space="preserve">7. Métricas de Sucesso</w:t>
       </w:r>
     </w:p>
     <w:p>
@@ -3549,7 +4144,7 @@
         <w:spacing w:after="80"/>
       </w:pPr>
       <w:r>
-        <w:t xml:space="preserve">Em 1 mês: pelo menos 3 destinatários adicionais ativos. Sistema rodando autônomo sem intervenção.</w:t>
+        <w:t xml:space="preserve">Em 1 mês: três ou mais destinatários adicionais ativos e recebendo alertas. Sistema rodando sem intervenção manual.</w:t>
       </w:r>
     </w:p>
     <w:p>
@@ -3562,7 +4157,7 @@
         <w:spacing w:after="80"/>
       </w:pPr>
       <w:r>
-        <w:t xml:space="preserve">Em 3 meses: Fase 2A entregue (cobertura de privados via DataJud/DOU). Watchlist 20+ devedores cobertos.</w:t>
+        <w:t xml:space="preserve">Em 3 meses: Fase 2A entregue, cobertura ampliada para todos os 20 devedores da carteira (com sinais externos disponíveis).</w:t>
       </w:r>
     </w:p>
     <w:p>
@@ -3575,7 +4170,7 @@
         <w:spacing w:after="80"/>
       </w:pPr>
       <w:r>
-        <w:t xml:space="preserve">Em 6 meses: Fase 2B (LLM) e Fase 3 (widget cliente-facing) entregues. Pelo menos 1 credor utilizando o widget.</w:t>
+        <w:t xml:space="preserve">Em 6 meses: Fase 3 (widget cliente-facing) entregue, com ao menos um credor utilizando o widget integrado ao dashboard.</w:t>
       </w:r>
     </w:p>
     <w:p>
@@ -3588,7 +4183,88 @@
         <w:spacing w:after="80"/>
       </w:pPr>
       <w:r>
-        <w:t xml:space="preserve">Em 12 meses: ao menos 1 evento crítico capturado pelo sistema antes da deterioração do colateral, validando o caso de uso.</w:t>
+        <w:t xml:space="preserve">Em 12 meses: ao menos um evento crítico capturado pelo sistema antes da deterioração do colateral, validando o caso de uso.</w:t>
+      </w:r>
+    </w:p>
+    <w:p>
+      <w:pPr>
+        <w:pStyle w:val="Heading1"/>
+        <w:spacing w:after="180" w:before="320"/>
+      </w:pPr>
+      <w:r>
+        <w:rPr>
+          <w:b/>
+          <w:bCs/>
+          <w:color w:val="2E75B6"/>
+          <w:sz w:val="30"/>
+          <w:szCs w:val="30"/>
+        </w:rPr>
+        <w:t xml:space="preserve">8. Referências</w:t>
+      </w:r>
+    </w:p>
+    <w:p>
+      <w:pPr>
+        <w:pStyle w:val="ListParagraph"/>
+        <w:numPr>
+          <w:ilvl w:val="0"/>
+          <w:numId w:val="2"/>
+        </w:numPr>
+        <w:spacing w:after="80"/>
+      </w:pPr>
+      <w:r>
+        <w:t xml:space="preserve">Manual técnico: docs/2026.04.24 - Monitoramento Automatico - Fatos Relevantes CVM.pdf</w:t>
+      </w:r>
+    </w:p>
+    <w:p>
+      <w:pPr>
+        <w:pStyle w:val="ListParagraph"/>
+        <w:numPr>
+          <w:ilvl w:val="0"/>
+          <w:numId w:val="2"/>
+        </w:numPr>
+        <w:spacing w:after="80"/>
+      </w:pPr>
+      <w:r>
+        <w:t xml:space="preserve">Relatório do MVP e plano de sucessão: docs/Relatorio MVP - Monitoramento Fatos Relevantes CVM.docx</w:t>
+      </w:r>
+    </w:p>
+    <w:p>
+      <w:pPr>
+        <w:pStyle w:val="ListParagraph"/>
+        <w:numPr>
+          <w:ilvl w:val="0"/>
+          <w:numId w:val="2"/>
+        </w:numPr>
+        <w:spacing w:after="80"/>
+      </w:pPr>
+      <w:r>
+        <w:t xml:space="preserve">Procedimento de regeneração do token: PROCEDIMENTO-Regeneracao-Token-ClickUp.md</w:t>
+      </w:r>
+    </w:p>
+    <w:p>
+      <w:pPr>
+        <w:pStyle w:val="ListParagraph"/>
+        <w:numPr>
+          <w:ilvl w:val="0"/>
+          <w:numId w:val="2"/>
+        </w:numPr>
+        <w:spacing w:after="80"/>
+      </w:pPr>
+      <w:r>
+        <w:t xml:space="preserve">Comunicação interna pronta para envio: docs/COMUNICACAO-Interna-Anuncio-Canal.md</w:t>
+      </w:r>
+    </w:p>
+    <w:p>
+      <w:pPr>
+        <w:pStyle w:val="ListParagraph"/>
+        <w:numPr>
+          <w:ilvl w:val="0"/>
+          <w:numId w:val="2"/>
+        </w:numPr>
+        <w:spacing w:after="80"/>
+      </w:pPr>
+      <w:r>
+        <w:t xml:space="preserve">Repositório: github.com/marvin-monitoramento/marvin-cvm-fatos-relevantes</w:t>
       </w:r>
     </w:p>
     <w:sectPr>
